--- a/dev/vignettes/methodology.docx
+++ b/dev/vignettes/methodology.docx
@@ -23,7 +23,7 @@
         <w:pStyle w:val="Date"/>
       </w:pPr>
       <w:r>
-        <w:t xml:space="preserve">2026-09-02</w:t>
+        <w:t xml:space="preserve">2026-10-09</w:t>
       </w:r>
     </w:p>
     <w:bookmarkStart w:id="28" w:name="infectious-disease-epidemiology"/>
@@ -2010,7 +2010,7 @@
     </w:p>
     <w:bookmarkEnd w:id="43"/>
     <w:bookmarkEnd w:id="44"/>
-    <w:bookmarkStart w:id="92" w:name="Xbe5ebe555b3ef679e4d759bfe9ee88c74ef3ef7"/>
+    <w:bookmarkStart w:id="100" w:name="Xbe5ebe555b3ef679e4d759bfe9ee88c74ef3ef7"/>
     <w:p>
       <w:pPr>
         <w:pStyle w:val="Heading1"/>
@@ -10347,7 +10347,7 @@
       </w:r>
     </w:p>
     <w:bookmarkEnd w:id="85"/>
-    <w:bookmarkStart w:id="91" w:name="sec-cluster-robust"/>
+    <w:bookmarkStart w:id="99" w:name="sec-cluster-robust"/>
     <w:p>
       <w:pPr>
         <w:pStyle w:val="Heading2"/>
@@ -10755,7 +10755,49 @@
               <w:t xml:space="preserve"> </w:t>
             </w:r>
             <w:r>
-              <w:t xml:space="preserve">MLE.</w:t>
+              <w:t xml:space="preserve">MLE —</w:t>
+            </w:r>
+            <w:r>
+              <w:t xml:space="preserve"> </w:t>
+            </w:r>
+            <w:r>
+              <w:rPr>
+                <w:rStyle w:val="VerbatimChar"/>
+              </w:rPr>
+              <w:t xml:space="preserve">serocalculator</w:t>
+            </w:r>
+            <w:r>
+              <w:t xml:space="preserve"> </w:t>
+            </w:r>
+            <w:r>
+              <w:t xml:space="preserve">obtains it from</w:t>
+            </w:r>
+            <w:r>
+              <w:t xml:space="preserve"> </w:t>
+            </w:r>
+            <w:r>
+              <w:rPr>
+                <w:rStyle w:val="VerbatimChar"/>
+              </w:rPr>
+              <w:t xml:space="preserve">stats::nlm()</w:t>
+            </w:r>
+            <w:r>
+              <w:t xml:space="preserve">’s own</w:t>
+            </w:r>
+            <w:r>
+              <w:t xml:space="preserve"> </w:t>
+            </w:r>
+            <w:r>
+              <w:rPr>
+                <w:rStyle w:val="VerbatimChar"/>
+              </w:rPr>
+              <w:t xml:space="preserve">hessian</w:t>
+            </w:r>
+            <w:r>
+              <w:t xml:space="preserve"> </w:t>
+            </w:r>
+            <w:r>
+              <w:t xml:space="preserve">output.</w:t>
             </w:r>
             <w:r>
               <w:t xml:space="preserve"> </w:t>
@@ -11706,13 +11748,13 @@
       </w:r>
     </w:p>
     <w:bookmarkEnd w:id="88"/>
-    <w:bookmarkStart w:id="89" w:name="implementation-in-serocalculator"/>
+    <w:bookmarkStart w:id="91" w:name="multi-way-clustering"/>
     <w:p>
       <w:pPr>
         <w:pStyle w:val="Heading3"/>
       </w:pPr>
       <w:r>
-        <w:t xml:space="preserve">4.16.3 Implementation in serocalculator</w:t>
+        <w:t xml:space="preserve">4.16.3 Multi-way clustering</w:t>
       </w:r>
     </w:p>
     <w:p>
@@ -11720,6 +11762,2232 @@
         <w:pStyle w:val="FirstParagraph"/>
       </w:pPr>
       <w:r>
+        <w:t xml:space="preserve">When</w:t>
+      </w:r>
+      <w:r>
+        <w:t xml:space="preserve"> </w:t>
+      </w:r>
+      <w:r>
+        <w:rPr>
+          <w:rStyle w:val="VerbatimChar"/>
+        </w:rPr>
+        <w:t xml:space="preserve">cluster_var</w:t>
+      </w:r>
+      <w:r>
+        <w:t xml:space="preserve"> </w:t>
+      </w:r>
+      <w:r>
+        <w:t xml:space="preserve">names more than one variable,</w:t>
+      </w:r>
+      <w:r>
+        <w:t xml:space="preserve"> </w:t>
+      </w:r>
+      <w:r>
+        <w:rPr>
+          <w:rStyle w:val="VerbatimChar"/>
+        </w:rPr>
+        <w:t xml:space="preserve">serocalculator</w:t>
+      </w:r>
+      <w:r>
+        <w:t xml:space="preserve"> </w:t>
+      </w:r>
+      <w:r>
+        <w:t xml:space="preserve">does not collapse them into a single interaction.</w:t>
+      </w:r>
+      <w:r>
+        <w:t xml:space="preserve"> </w:t>
+      </w:r>
+      <w:r>
+        <w:t xml:space="preserve">Instead it applies the inclusion-exclusion identity of</w:t>
+      </w:r>
+      <w:r>
+        <w:t xml:space="preserve"> </w:t>
+      </w:r>
+      <w:r>
+        <w:t xml:space="preserve">Cameron, Gelbach, and Miller (2011)</w:t>
+      </w:r>
+      <w:r>
+        <w:t xml:space="preserve"> </w:t>
+      </w:r>
+      <w:r>
+        <w:t xml:space="preserve">(Cameron et al. 2011)</w:t>
+      </w:r>
+      <w:r>
+        <w:t xml:space="preserve"> </w:t>
+      </w:r>
+      <w:r>
+        <w:t xml:space="preserve">for multi-way cluster-robust variance estimation.</w:t>
+      </w:r>
+    </w:p>
+    <w:tbl>
+      <w:tblPr>
+        <w:tblStyle w:val="Table"/>
+        <w:tblInd w:w="164" w:type="dxa"/>
+        <w:tblBorders>
+          <w:left w:val="single" w:sz="24" w:space="0" w:color="909090"/>
+        </w:tblBorders>
+        <w:tblCellMar>
+          <w:left w:w="0" w:type="dxa"/>
+          <w:right w:w="0" w:type="dxa"/>
+        </w:tblCellMar>
+        <w:tblLook w:firstRow="0" w:lastRow="0" w:firstColumn="0" w:lastColumn="0" w:noHBand="0" w:noVBand="0" w:val="0000"/>
+      </w:tblPr>
+      <w:tblGrid>
+        <w:gridCol w:w="7920"/>
+      </w:tblGrid>
+      <w:tr>
+        <w:trPr>
+          <w:cantSplit/>
+        </w:trPr>
+        <w:tc>
+          <w:tcPr>
+            <w:tcMar>
+              <w:left w:w="144" w:type="dxa"/>
+            </w:tcMar>
+          </w:tcPr>
+          <w:p>
+            <w:pPr>
+              <w:pStyle w:val="BodyText"/>
+            </w:pPr>
+            <w:pPr>
+              <w:spacing w:before="16" w:after="64"/>
+            </w:pPr>
+            <w:r>
+              <w:rPr>
+                <w:b/>
+                <w:bCs/>
+              </w:rPr>
+              <w:t xml:space="preserve">Definition (Multi-way clustering-robust variance)</w:t>
+            </w:r>
+          </w:p>
+          <w:bookmarkStart w:id="89" w:name="def-multiway-clustering-variance"/>
+          <w:p>
+            <w:pPr>
+              <w:pStyle w:val="BodyText"/>
+            </w:pPr>
+            <w:r>
+              <w:rPr>
+                <w:b/>
+                <w:bCs/>
+              </w:rPr>
+              <w:t xml:space="preserve">Definition 9 (Multi-way clustering-robust variance)</w:t>
+            </w:r>
+            <w:r>
+              <w:t xml:space="preserve"> </w:t>
+            </w:r>
+            <w:r>
+              <w:t xml:space="preserve">Let</w:t>
+            </w:r>
+            <w:r>
+              <w:t xml:space="preserve"> </w:t>
+            </w:r>
+            <m:oMath>
+              <m:r>
+                <m:rPr>
+                  <m:scr m:val="script"/>
+                  <m:sty m:val="p"/>
+                </m:rPr>
+                <m:t>K</m:t>
+              </m:r>
+              <m:r>
+                <m:rPr>
+                  <m:sty m:val="p"/>
+                </m:rPr>
+                <m:t>=</m:t>
+              </m:r>
+              <m:r>
+                <m:rPr>
+                  <m:sty m:val="p"/>
+                </m:rPr>
+                <m:t>{</m:t>
+              </m:r>
+              <m:sSub>
+                <m:e>
+                  <m:r>
+                    <m:t>k</m:t>
+                  </m:r>
+                </m:e>
+                <m:sub>
+                  <m:r>
+                    <m:t>1</m:t>
+                  </m:r>
+                </m:sub>
+              </m:sSub>
+              <m:r>
+                <m:rPr>
+                  <m:sty m:val="p"/>
+                </m:rPr>
+                <m:t>,</m:t>
+              </m:r>
+              <m:r>
+                <m:rPr>
+                  <m:sty m:val="p"/>
+                </m:rPr>
+                <m:t>…</m:t>
+              </m:r>
+              <m:r>
+                <m:rPr>
+                  <m:sty m:val="p"/>
+                </m:rPr>
+                <m:t>,</m:t>
+              </m:r>
+              <m:sSub>
+                <m:e>
+                  <m:r>
+                    <m:t>k</m:t>
+                  </m:r>
+                </m:e>
+                <m:sub>
+                  <m:r>
+                    <m:t>p</m:t>
+                  </m:r>
+                </m:sub>
+              </m:sSub>
+              <m:r>
+                <m:rPr>
+                  <m:sty m:val="p"/>
+                </m:rPr>
+                <m:t>}</m:t>
+              </m:r>
+            </m:oMath>
+            <w:r>
+              <w:t xml:space="preserve"> </w:t>
+            </w:r>
+            <w:r>
+              <w:t xml:space="preserve">denote the cluster variables.</w:t>
+            </w:r>
+            <w:r>
+              <w:t xml:space="preserve"> </w:t>
+            </w:r>
+            <w:r>
+              <w:t xml:space="preserve">For a non-empty subset</w:t>
+            </w:r>
+            <w:r>
+              <w:t xml:space="preserve"> </w:t>
+            </w:r>
+            <m:oMath>
+              <m:r>
+                <m:t>S</m:t>
+              </m:r>
+              <m:r>
+                <m:rPr>
+                  <m:sty m:val="p"/>
+                </m:rPr>
+                <m:t>⊆</m:t>
+              </m:r>
+              <m:r>
+                <m:rPr>
+                  <m:scr m:val="script"/>
+                  <m:sty m:val="p"/>
+                </m:rPr>
+                <m:t>K</m:t>
+              </m:r>
+            </m:oMath>
+            <w:r>
+              <w:t xml:space="preserve">,</w:t>
+            </w:r>
+            <w:r>
+              <w:t xml:space="preserve"> </w:t>
+            </w:r>
+            <w:r>
+              <w:t xml:space="preserve">let</w:t>
+            </w:r>
+            <w:r>
+              <w:t xml:space="preserve"> </w:t>
+            </w:r>
+            <m:oMath>
+              <m:sSub>
+                <m:e>
+                  <m:r>
+                    <m:t>V</m:t>
+                  </m:r>
+                </m:e>
+                <m:sub>
+                  <m:r>
+                    <m:t>S</m:t>
+                  </m:r>
+                </m:sub>
+              </m:sSub>
+            </m:oMath>
+            <w:r>
+              <w:t xml:space="preserve"> </w:t>
+            </w:r>
+            <w:r>
+              <w:t xml:space="preserve">be the one-way sandwich variance</w:t>
+            </w:r>
+            <w:r>
+              <w:t xml:space="preserve"> </w:t>
+            </w:r>
+            <m:oMath>
+              <m:sSub>
+                <m:e>
+                  <m:r>
+                    <m:t>V</m:t>
+                  </m:r>
+                </m:e>
+                <m:sub>
+                  <m:r>
+                    <m:rPr>
+                      <m:nor/>
+                      <m:sty m:val="p"/>
+                    </m:rPr>
+                    <m:t>robust</m:t>
+                  </m:r>
+                </m:sub>
+              </m:sSub>
+            </m:oMath>
+            <w:r>
+              <w:t xml:space="preserve"> </w:t>
+            </w:r>
+            <w:r>
+              <w:t xml:space="preserve">(</w:t>
+            </w:r>
+            <w:hyperlink w:anchor="def-cluster-robust-variance">
+              <w:r>
+                <w:rPr>
+                  <w:rStyle w:val="Hyperlink"/>
+                </w:rPr>
+                <w:t xml:space="preserve">Definition 8</w:t>
+              </w:r>
+            </w:hyperlink>
+            <w:r>
+              <w:t xml:space="preserve">),</w:t>
+            </w:r>
+            <w:r>
+              <w:t xml:space="preserve"> </w:t>
+            </w:r>
+            <w:r>
+              <w:t xml:space="preserve">computed by clustering on the interaction of the variables in</w:t>
+            </w:r>
+            <w:r>
+              <w:t xml:space="preserve"> </w:t>
+            </w:r>
+            <m:oMath>
+              <m:r>
+                <m:t>S</m:t>
+              </m:r>
+            </m:oMath>
+            <w:r>
+              <w:t xml:space="preserve">.</w:t>
+            </w:r>
+            <w:r>
+              <w:t xml:space="preserve"> </w:t>
+            </w:r>
+            <w:r>
+              <w:t xml:space="preserve">The multi-way variance is the signed sum over every such subset:</w:t>
+            </w:r>
+          </w:p>
+          <w:p>
+            <w:pPr>
+              <w:pStyle w:val="BodyText"/>
+            </w:pPr>
+            <m:oMathPara>
+              <m:oMathParaPr>
+                <m:jc m:val="center"/>
+              </m:oMathParaPr>
+              <m:oMath>
+                <m:sSub>
+                  <m:e>
+                    <m:r>
+                      <m:t>V</m:t>
+                    </m:r>
+                  </m:e>
+                  <m:sub>
+                    <m:r>
+                      <m:rPr>
+                        <m:nor/>
+                        <m:sty m:val="p"/>
+                      </m:rPr>
+                      <m:t>multiway</m:t>
+                    </m:r>
+                  </m:sub>
+                </m:sSub>
+                <m:r>
+                  <m:rPr>
+                    <m:sty m:val="p"/>
+                  </m:rPr>
+                  <m:t>=</m:t>
+                </m:r>
+                <m:nary>
+                  <m:naryPr>
+                    <m:chr m:val="∑"/>
+                    <m:limLoc m:val="undOvr"/>
+                    <m:subHide m:val="off"/>
+                    <m:supHide m:val="on"/>
+                  </m:naryPr>
+                  <m:sub>
+                    <m:r>
+                      <m:rPr>
+                        <m:sty m:val="p"/>
+                      </m:rPr>
+                      <m:t>∅</m:t>
+                    </m:r>
+                    <m:r>
+                      <m:rPr>
+                        <m:sty m:val="p"/>
+                      </m:rPr>
+                      <m:t>≠</m:t>
+                    </m:r>
+                    <m:r>
+                      <m:t>S</m:t>
+                    </m:r>
+                    <m:r>
+                      <m:rPr>
+                        <m:sty m:val="p"/>
+                      </m:rPr>
+                      <m:t>⊆</m:t>
+                    </m:r>
+                    <m:r>
+                      <m:rPr>
+                        <m:scr m:val="script"/>
+                        <m:sty m:val="p"/>
+                      </m:rPr>
+                      <m:t>K</m:t>
+                    </m:r>
+                  </m:sub>
+                  <m:sup>
+                    <m:r>
+                      <m:t>​</m:t>
+                    </m:r>
+                  </m:sup>
+                  <m:e>
+                    <m:r>
+                      <m:rPr>
+                        <m:sty m:val="p"/>
+                      </m:rPr>
+                      <m:t>(</m:t>
+                    </m:r>
+                  </m:e>
+                </m:nary>
+                <m:r>
+                  <m:rPr>
+                    <m:sty m:val="p"/>
+                  </m:rPr>
+                  <m:t>−</m:t>
+                </m:r>
+                <m:r>
+                  <m:t>1</m:t>
+                </m:r>
+                <m:sSup>
+                  <m:e>
+                    <m:r>
+                      <m:rPr>
+                        <m:sty m:val="p"/>
+                      </m:rPr>
+                      <m:t>)</m:t>
+                    </m:r>
+                  </m:e>
+                  <m:sup>
+                    <m:r>
+                      <m:rPr>
+                        <m:sty m:val="p"/>
+                      </m:rPr>
+                      <m:t>|</m:t>
+                    </m:r>
+                    <m:r>
+                      <m:t>S</m:t>
+                    </m:r>
+                    <m:r>
+                      <m:rPr>
+                        <m:sty m:val="p"/>
+                      </m:rPr>
+                      <m:t>|</m:t>
+                    </m:r>
+                    <m:r>
+                      <m:rPr>
+                        <m:sty m:val="p"/>
+                      </m:rPr>
+                      <m:t>+</m:t>
+                    </m:r>
+                    <m:r>
+                      <m:t>1</m:t>
+                    </m:r>
+                  </m:sup>
+                </m:sSup>
+                <m:sSub>
+                  <m:e>
+                    <m:r>
+                      <m:t>V</m:t>
+                    </m:r>
+                  </m:e>
+                  <m:sub>
+                    <m:r>
+                      <m:t>S</m:t>
+                    </m:r>
+                  </m:sub>
+                </m:sSub>
+              </m:oMath>
+            </m:oMathPara>
+          </w:p>
+          <w:bookmarkEnd w:id="89"/>
+        </w:tc>
+      </w:tr>
+    </w:tbl>
+    <w:p>
+      <w:pPr>
+        <w:pStyle w:val="FirstParagraph"/>
+      </w:pPr>
+      <w:r>
+        <w:t xml:space="preserve">Computing every subset costs</w:t>
+      </w:r>
+      <w:r>
+        <w:t xml:space="preserve"> </w:t>
+      </w:r>
+      <m:oMath>
+        <m:sSup>
+          <m:e>
+            <m:r>
+              <m:t>2</m:t>
+            </m:r>
+          </m:e>
+          <m:sup>
+            <m:r>
+              <m:t>p</m:t>
+            </m:r>
+          </m:sup>
+        </m:sSup>
+        <m:r>
+          <m:rPr>
+            <m:sty m:val="p"/>
+          </m:rPr>
+          <m:t>−</m:t>
+        </m:r>
+        <m:r>
+          <m:t>1</m:t>
+        </m:r>
+      </m:oMath>
+      <w:r>
+        <w:t xml:space="preserve"> </w:t>
+      </w:r>
+      <w:r>
+        <w:t xml:space="preserve">one-way variance evaluations,</w:t>
+      </w:r>
+      <w:r>
+        <w:t xml:space="preserve"> </w:t>
+      </w:r>
+      <w:r>
+        <w:t xml:space="preserve">so this is intended for the small</w:t>
+      </w:r>
+      <w:r>
+        <w:t xml:space="preserve"> </w:t>
+      </w:r>
+      <m:oMath>
+        <m:r>
+          <m:t>p</m:t>
+        </m:r>
+      </m:oMath>
+      <w:r>
+        <w:t xml:space="preserve"> </w:t>
+      </w:r>
+      <w:r>
+        <w:t xml:space="preserve">(2-3)</w:t>
+      </w:r>
+      <w:r>
+        <w:t xml:space="preserve"> </w:t>
+      </w:r>
+      <w:r>
+        <w:t xml:space="preserve">typical of nested survey designs.</w:t>
+      </w:r>
+    </w:p>
+    <w:tbl>
+      <w:tblPr>
+        <w:tblStyle w:val="Table"/>
+        <w:tblLook w:firstRow="0" w:lastRow="0" w:firstColumn="0" w:lastColumn="0" w:noHBand="0" w:noVBand="0" w:val="0000"/>
+        <w:tblBorders>
+          <w:top w:val="single" w:sz="4" w:space="0" w:color="909090"/>
+          <w:left w:val="single" w:sz="24" w:space="0" w:color="909090"/>
+          <w:bottom w:val="single" w:sz="4" w:space="0" w:color="909090"/>
+          <w:right w:val="single" w:sz="4" w:space="0" w:color="909090"/>
+        </w:tblBorders>
+        <w:tblCellMar>
+          <w:left w:w="144" w:type="dxa"/>
+          <w:right w:w="144" w:type="dxa"/>
+        </w:tblCellMar>
+        <w:tblLook w:firstRow="0" w:lastRow="0" w:firstColumn="0" w:lastColumn="0" w:noHBand="0" w:noVBand="0" w:val="0000"/>
+      </w:tblPr>
+      <w:tr>
+        <w:trPr>
+          <w:cantSplit/>
+        </w:trPr>
+        <w:tc>
+          <w:tcPr>
+            <w:shd w:color="auto" w:fill="e6e6e6" w:val="clear"/>
+            <w:tcMar>
+              <w:top w:w="92" w:type="dxa"/>
+              <w:bottom w:w="92" w:type="dxa"/>
+            </w:tcMar>
+          </w:tcPr>
+          <w:p>
+            <w:pPr>
+              <w:pStyle w:val="BodyText"/>
+            </w:pPr>
+            <w:pPr>
+              <w:spacing w:before="16" w:after="16"/>
+            </w:pPr>
+            <w:r>
+              <w:t xml:space="preserve">Example (Two cluster variables)</w:t>
+            </w:r>
+          </w:p>
+        </w:tc>
+      </w:tr>
+      <w:tr>
+        <w:trPr>
+          <w:cantSplit/>
+        </w:trPr>
+        <w:tc>
+          <w:tcPr>
+            <w:tcMar>
+              <w:top w:w="108" w:type="dxa"/>
+              <w:bottom w:w="108" w:type="dxa"/>
+            </w:tcMar>
+          </w:tcPr>
+          <w:bookmarkStart w:id="90" w:name="exm-two-way-clustering"/>
+          <w:p>
+            <w:pPr>
+              <w:pStyle w:val="BodyText"/>
+            </w:pPr>
+            <w:r>
+              <w:rPr>
+                <w:b/>
+                <w:bCs/>
+              </w:rPr>
+              <w:t xml:space="preserve">Example 3 (Two cluster variables)</w:t>
+            </w:r>
+            <w:r>
+              <w:t xml:space="preserve"> </w:t>
+            </w:r>
+            <w:r>
+              <w:t xml:space="preserve">For two cluster variables (</w:t>
+            </w:r>
+            <m:oMath>
+              <m:r>
+                <m:t>p</m:t>
+              </m:r>
+              <m:r>
+                <m:rPr>
+                  <m:sty m:val="p"/>
+                </m:rPr>
+                <m:t>=</m:t>
+              </m:r>
+              <m:r>
+                <m:t>2</m:t>
+              </m:r>
+            </m:oMath>
+            <w:r>
+              <w:t xml:space="preserve">),</w:t>
+            </w:r>
+            <w:r>
+              <w:t xml:space="preserve"> </w:t>
+            </w:r>
+            <w:hyperlink w:anchor="def-multiway-clustering-variance">
+              <w:r>
+                <w:rPr>
+                  <w:rStyle w:val="Hyperlink"/>
+                </w:rPr>
+                <w:t xml:space="preserve">Definition 9</w:t>
+              </w:r>
+            </w:hyperlink>
+            <w:r>
+              <w:t xml:space="preserve"> </w:t>
+            </w:r>
+            <w:r>
+              <w:t xml:space="preserve">reduces to the familiar</w:t>
+            </w:r>
+            <w:r>
+              <w:t xml:space="preserve"> </w:t>
+            </w:r>
+            <w:r>
+              <w:t xml:space="preserve">three-term formula:</w:t>
+            </w:r>
+          </w:p>
+          <w:p>
+            <w:pPr>
+              <w:pStyle w:val="BodyText"/>
+            </w:pPr>
+            <m:oMathPara>
+              <m:oMathParaPr>
+                <m:jc m:val="center"/>
+              </m:oMathParaPr>
+              <m:oMath>
+                <m:sSub>
+                  <m:e>
+                    <m:r>
+                      <m:t>V</m:t>
+                    </m:r>
+                  </m:e>
+                  <m:sub>
+                    <m:r>
+                      <m:rPr>
+                        <m:nor/>
+                        <m:sty m:val="p"/>
+                      </m:rPr>
+                      <m:t>multiway</m:t>
+                    </m:r>
+                  </m:sub>
+                </m:sSub>
+                <m:r>
+                  <m:rPr>
+                    <m:sty m:val="p"/>
+                  </m:rPr>
+                  <m:t>=</m:t>
+                </m:r>
+                <m:sSub>
+                  <m:e>
+                    <m:r>
+                      <m:t>V</m:t>
+                    </m:r>
+                  </m:e>
+                  <m:sub>
+                    <m:r>
+                      <m:t>1</m:t>
+                    </m:r>
+                  </m:sub>
+                </m:sSub>
+                <m:r>
+                  <m:rPr>
+                    <m:sty m:val="p"/>
+                  </m:rPr>
+                  <m:t>+</m:t>
+                </m:r>
+                <m:sSub>
+                  <m:e>
+                    <m:r>
+                      <m:t>V</m:t>
+                    </m:r>
+                  </m:e>
+                  <m:sub>
+                    <m:r>
+                      <m:t>2</m:t>
+                    </m:r>
+                  </m:sub>
+                </m:sSub>
+                <m:r>
+                  <m:rPr>
+                    <m:sty m:val="p"/>
+                  </m:rPr>
+                  <m:t>−</m:t>
+                </m:r>
+                <m:sSub>
+                  <m:e>
+                    <m:r>
+                      <m:t>V</m:t>
+                    </m:r>
+                  </m:e>
+                  <m:sub>
+                    <m:r>
+                      <m:t>1</m:t>
+                    </m:r>
+                    <m:r>
+                      <m:rPr>
+                        <m:sty m:val="p"/>
+                      </m:rPr>
+                      <m:t>∩</m:t>
+                    </m:r>
+                    <m:r>
+                      <m:t>2</m:t>
+                    </m:r>
+                  </m:sub>
+                </m:sSub>
+              </m:oMath>
+            </m:oMathPara>
+          </w:p>
+          <w:p>
+            <w:pPr>
+              <w:pStyle w:val="FirstParagraph"/>
+            </w:pPr>
+            <w:r>
+              <w:t xml:space="preserve">where</w:t>
+            </w:r>
+            <w:r>
+              <w:t xml:space="preserve"> </w:t>
+            </w:r>
+            <m:oMath>
+              <m:sSub>
+                <m:e>
+                  <m:r>
+                    <m:t>V</m:t>
+                  </m:r>
+                </m:e>
+                <m:sub>
+                  <m:r>
+                    <m:t>1</m:t>
+                  </m:r>
+                </m:sub>
+              </m:sSub>
+            </m:oMath>
+            <w:r>
+              <w:t xml:space="preserve"> </w:t>
+            </w:r>
+            <w:r>
+              <w:t xml:space="preserve">and</w:t>
+            </w:r>
+            <w:r>
+              <w:t xml:space="preserve"> </w:t>
+            </w:r>
+            <m:oMath>
+              <m:sSub>
+                <m:e>
+                  <m:r>
+                    <m:t>V</m:t>
+                  </m:r>
+                </m:e>
+                <m:sub>
+                  <m:r>
+                    <m:t>2</m:t>
+                  </m:r>
+                </m:sub>
+              </m:sSub>
+            </m:oMath>
+            <w:r>
+              <w:t xml:space="preserve"> </w:t>
+            </w:r>
+            <w:r>
+              <w:t xml:space="preserve">cluster on each variable separately,</w:t>
+            </w:r>
+            <w:r>
+              <w:t xml:space="preserve"> </w:t>
+            </w:r>
+            <w:r>
+              <w:t xml:space="preserve">and</w:t>
+            </w:r>
+            <w:r>
+              <w:t xml:space="preserve"> </w:t>
+            </w:r>
+            <m:oMath>
+              <m:sSub>
+                <m:e>
+                  <m:r>
+                    <m:t>V</m:t>
+                  </m:r>
+                </m:e>
+                <m:sub>
+                  <m:r>
+                    <m:t>1</m:t>
+                  </m:r>
+                  <m:r>
+                    <m:rPr>
+                      <m:sty m:val="p"/>
+                    </m:rPr>
+                    <m:t>∩</m:t>
+                  </m:r>
+                  <m:r>
+                    <m:t>2</m:t>
+                  </m:r>
+                </m:sub>
+              </m:sSub>
+            </m:oMath>
+            <w:r>
+              <w:t xml:space="preserve"> </w:t>
+            </w:r>
+            <w:r>
+              <w:t xml:space="preserve">clusters on their interaction,</w:t>
+            </w:r>
+            <w:r>
+              <w:t xml:space="preserve"> </w:t>
+            </w:r>
+            <w:r>
+              <w:t xml:space="preserve">the most granular grouping.</w:t>
+            </w:r>
+          </w:p>
+          <w:bookmarkEnd w:id="90"/>
+          <w:p/>
+        </w:tc>
+      </w:tr>
+    </w:tbl>
+    <w:bookmarkEnd w:id="91"/>
+    <w:bookmarkStart w:id="94" w:name="small-sample-correction"/>
+    <w:p>
+      <w:pPr>
+        <w:pStyle w:val="Heading3"/>
+      </w:pPr>
+      <w:r>
+        <w:t xml:space="preserve">4.16.4 Small-sample correction</w:t>
+      </w:r>
+    </w:p>
+    <w:p>
+      <w:pPr>
+        <w:pStyle w:val="FirstParagraph"/>
+      </w:pPr>
+      <w:r>
+        <w:t xml:space="preserve">Two adjustments refine the one-way variance terms</w:t>
+      </w:r>
+      <w:r>
+        <w:t xml:space="preserve"> </w:t>
+      </w:r>
+      <m:oMath>
+        <m:sSub>
+          <m:e>
+            <m:r>
+              <m:t>V</m:t>
+            </m:r>
+          </m:e>
+          <m:sub>
+            <m:r>
+              <m:t>S</m:t>
+            </m:r>
+          </m:sub>
+        </m:sSub>
+      </m:oMath>
+      <w:r>
+        <w:t xml:space="preserve"> </w:t>
+      </w:r>
+      <w:r>
+        <w:t xml:space="preserve">that feed</w:t>
+      </w:r>
+      <w:r>
+        <w:t xml:space="preserve"> </w:t>
+      </w:r>
+      <w:hyperlink w:anchor="def-multiway-clustering-variance">
+        <w:r>
+          <w:rPr>
+            <w:rStyle w:val="Hyperlink"/>
+          </w:rPr>
+          <w:t xml:space="preserve">Definition 9</w:t>
+        </w:r>
+      </w:hyperlink>
+      <w:r>
+        <w:t xml:space="preserve">.</w:t>
+      </w:r>
+    </w:p>
+    <w:tbl>
+      <w:tblPr>
+        <w:tblStyle w:val="Table"/>
+        <w:tblInd w:w="164" w:type="dxa"/>
+        <w:tblBorders>
+          <w:left w:val="single" w:sz="24" w:space="0" w:color="909090"/>
+        </w:tblBorders>
+        <w:tblCellMar>
+          <w:left w:w="0" w:type="dxa"/>
+          <w:right w:w="0" w:type="dxa"/>
+        </w:tblCellMar>
+        <w:tblLook w:firstRow="0" w:lastRow="0" w:firstColumn="0" w:lastColumn="0" w:noHBand="0" w:noVBand="0" w:val="0000"/>
+      </w:tblPr>
+      <w:tblGrid>
+        <w:gridCol w:w="7920"/>
+      </w:tblGrid>
+      <w:tr>
+        <w:trPr>
+          <w:cantSplit/>
+        </w:trPr>
+        <w:tc>
+          <w:tcPr>
+            <w:tcMar>
+              <w:left w:w="144" w:type="dxa"/>
+            </w:tcMar>
+          </w:tcPr>
+          <w:p>
+            <w:pPr>
+              <w:pStyle w:val="BodyText"/>
+            </w:pPr>
+            <w:pPr>
+              <w:spacing w:before="16" w:after="64"/>
+            </w:pPr>
+            <w:r>
+              <w:rPr>
+                <w:b/>
+                <w:bCs/>
+              </w:rPr>
+              <w:t xml:space="preserve">Definition (Finite-difference score approximation)</w:t>
+            </w:r>
+          </w:p>
+          <w:bookmarkStart w:id="92" w:name="def-finite-difference-score"/>
+          <w:p>
+            <w:pPr>
+              <w:pStyle w:val="BodyText"/>
+            </w:pPr>
+            <w:r>
+              <w:rPr>
+                <w:b/>
+                <w:bCs/>
+              </w:rPr>
+              <w:t xml:space="preserve">Definition 10 (Finite-difference score approximation)</w:t>
+            </w:r>
+            <w:r>
+              <w:t xml:space="preserve"> </w:t>
+            </w:r>
+            <w:r>
+              <w:rPr>
+                <w:rStyle w:val="VerbatimChar"/>
+              </w:rPr>
+              <w:t xml:space="preserve">serocalculator</w:t>
+            </w:r>
+            <w:r>
+              <w:t xml:space="preserve"> </w:t>
+            </w:r>
+            <w:r>
+              <w:t xml:space="preserve">approximates each cluster’s score contribution</w:t>
+            </w:r>
+            <w:r>
+              <w:t xml:space="preserve"> </w:t>
+            </w:r>
+            <m:oMath>
+              <m:sSub>
+                <m:e>
+                  <m:r>
+                    <m:t>U</m:t>
+                  </m:r>
+                </m:e>
+                <m:sub>
+                  <m:r>
+                    <m:t>c</m:t>
+                  </m:r>
+                </m:sub>
+              </m:sSub>
+            </m:oMath>
+            <w:r>
+              <w:t xml:space="preserve"> </w:t>
+            </w:r>
+            <w:r>
+              <w:t xml:space="preserve">(</w:t>
+            </w:r>
+            <w:hyperlink w:anchor="def-cluster-robust-variance">
+              <w:r>
+                <w:rPr>
+                  <w:rStyle w:val="Hyperlink"/>
+                </w:rPr>
+                <w:t xml:space="preserve">Definition 8</w:t>
+              </w:r>
+            </w:hyperlink>
+            <w:r>
+              <w:t xml:space="preserve">) by a forward finite difference of the</w:t>
+            </w:r>
+            <w:r>
+              <w:t xml:space="preserve"> </w:t>
+            </w:r>
+            <w:r>
+              <w:t xml:space="preserve">cluster’s log-likelihood,</w:t>
+            </w:r>
+            <w:r>
+              <w:t xml:space="preserve"> </w:t>
+            </w:r>
+            <m:oMath>
+              <m:sSub>
+                <m:e>
+                  <m:r>
+                    <m:t>ℓ</m:t>
+                  </m:r>
+                </m:e>
+                <m:sub>
+                  <m:r>
+                    <m:t>c</m:t>
+                  </m:r>
+                </m:sub>
+              </m:sSub>
+              <m:r>
+                <m:rPr>
+                  <m:sty m:val="p"/>
+                </m:rPr>
+                <m:t>(</m:t>
+              </m:r>
+              <m:r>
+                <m:t>λ</m:t>
+              </m:r>
+              <m:r>
+                <m:rPr>
+                  <m:sty m:val="p"/>
+                </m:rPr>
+                <m:t>)</m:t>
+              </m:r>
+              <m:r>
+                <m:rPr>
+                  <m:sty m:val="p"/>
+                </m:rPr>
+                <m:t>=</m:t>
+              </m:r>
+              <m:nary>
+                <m:naryPr>
+                  <m:chr m:val="∑"/>
+                  <m:limLoc m:val="undOvr"/>
+                  <m:subHide m:val="off"/>
+                  <m:supHide m:val="on"/>
+                </m:naryPr>
+                <m:sub>
+                  <m:r>
+                    <m:t>i</m:t>
+                  </m:r>
+                  <m:r>
+                    <m:rPr>
+                      <m:sty m:val="p"/>
+                    </m:rPr>
+                    <m:t>∈</m:t>
+                  </m:r>
+                  <m:r>
+                    <m:t>c</m:t>
+                  </m:r>
+                </m:sub>
+                <m:sup>
+                  <m:r>
+                    <m:t>​</m:t>
+                  </m:r>
+                </m:sup>
+                <m:e>
+                  <m:r>
+                    <m:rPr>
+                      <m:sty m:val="p"/>
+                    </m:rPr>
+                    <m:t>log</m:t>
+                  </m:r>
+                </m:e>
+              </m:nary>
+              <m:r>
+                <m:t>p</m:t>
+              </m:r>
+              <m:r>
+                <m:rPr>
+                  <m:sty m:val="p"/>
+                </m:rPr>
+                <m:t>(</m:t>
+              </m:r>
+              <m:sSub>
+                <m:e>
+                  <m:r>
+                    <m:t>Y</m:t>
+                  </m:r>
+                </m:e>
+                <m:sub>
+                  <m:r>
+                    <m:t>i</m:t>
+                  </m:r>
+                </m:sub>
+              </m:sSub>
+              <m:r>
+                <m:rPr>
+                  <m:sty m:val="p"/>
+                </m:rPr>
+                <m:t>∣</m:t>
+              </m:r>
+              <m:r>
+                <m:t>λ</m:t>
+              </m:r>
+              <m:r>
+                <m:rPr>
+                  <m:sty m:val="p"/>
+                </m:rPr>
+                <m:t>)</m:t>
+              </m:r>
+            </m:oMath>
+            <w:r>
+              <w:t xml:space="preserve">:</w:t>
+            </w:r>
+          </w:p>
+          <w:p>
+            <w:pPr>
+              <w:pStyle w:val="BodyText"/>
+            </w:pPr>
+            <m:oMathPara>
+              <m:oMathParaPr>
+                <m:jc m:val="center"/>
+              </m:oMathParaPr>
+              <m:oMath>
+                <m:sSub>
+                  <m:e>
+                    <m:r>
+                      <m:t>U</m:t>
+                    </m:r>
+                  </m:e>
+                  <m:sub>
+                    <m:r>
+                      <m:t>c</m:t>
+                    </m:r>
+                  </m:sub>
+                </m:sSub>
+                <m:r>
+                  <m:rPr>
+                    <m:sty m:val="p"/>
+                  </m:rPr>
+                  <m:t>≈</m:t>
+                </m:r>
+                <m:f>
+                  <m:fPr>
+                    <m:type m:val="bar"/>
+                  </m:fPr>
+                  <m:num>
+                    <m:sSub>
+                      <m:e>
+                        <m:r>
+                          <m:t>ℓ</m:t>
+                        </m:r>
+                      </m:e>
+                      <m:sub>
+                        <m:r>
+                          <m:t>c</m:t>
+                        </m:r>
+                      </m:sub>
+                    </m:sSub>
+                    <m:r>
+                      <m:rPr>
+                        <m:sty m:val="p"/>
+                      </m:rPr>
+                      <m:t>(</m:t>
+                    </m:r>
+                    <m:acc>
+                      <m:accPr>
+                        <m:chr m:val="̂"/>
+                      </m:accPr>
+                      <m:e>
+                        <m:r>
+                          <m:t>λ</m:t>
+                        </m:r>
+                      </m:e>
+                    </m:acc>
+                    <m:r>
+                      <m:rPr>
+                        <m:sty m:val="p"/>
+                      </m:rPr>
+                      <m:t>+</m:t>
+                    </m:r>
+                    <m:r>
+                      <m:t>ϵ</m:t>
+                    </m:r>
+                    <m:r>
+                      <m:rPr>
+                        <m:sty m:val="p"/>
+                      </m:rPr>
+                      <m:t>)</m:t>
+                    </m:r>
+                    <m:r>
+                      <m:rPr>
+                        <m:sty m:val="p"/>
+                      </m:rPr>
+                      <m:t>−</m:t>
+                    </m:r>
+                    <m:sSub>
+                      <m:e>
+                        <m:r>
+                          <m:t>ℓ</m:t>
+                        </m:r>
+                      </m:e>
+                      <m:sub>
+                        <m:r>
+                          <m:t>c</m:t>
+                        </m:r>
+                      </m:sub>
+                    </m:sSub>
+                    <m:r>
+                      <m:rPr>
+                        <m:sty m:val="p"/>
+                      </m:rPr>
+                      <m:t>(</m:t>
+                    </m:r>
+                    <m:acc>
+                      <m:accPr>
+                        <m:chr m:val="̂"/>
+                      </m:accPr>
+                      <m:e>
+                        <m:r>
+                          <m:t>λ</m:t>
+                        </m:r>
+                      </m:e>
+                    </m:acc>
+                    <m:r>
+                      <m:rPr>
+                        <m:sty m:val="p"/>
+                      </m:rPr>
+                      <m:t>)</m:t>
+                    </m:r>
+                  </m:num>
+                  <m:den>
+                    <m:r>
+                      <m:t>ϵ</m:t>
+                    </m:r>
+                  </m:den>
+                </m:f>
+                <m:r>
+                  <m:rPr>
+                    <m:sty m:val="p"/>
+                  </m:rPr>
+                  <m:t>,</m:t>
+                </m:r>
+                <m:r>
+                  <m:t> </m:t>
+                </m:r>
+                <m:r>
+                  <m:t>ϵ</m:t>
+                </m:r>
+                <m:r>
+                  <m:rPr>
+                    <m:sty m:val="p"/>
+                  </m:rPr>
+                  <m:t>=</m:t>
+                </m:r>
+                <m:sSup>
+                  <m:e>
+                    <m:r>
+                      <m:t>10</m:t>
+                    </m:r>
+                  </m:e>
+                  <m:sup>
+                    <m:r>
+                      <m:rPr>
+                        <m:sty m:val="p"/>
+                      </m:rPr>
+                      <m:t>−</m:t>
+                    </m:r>
+                    <m:r>
+                      <m:t>6</m:t>
+                    </m:r>
+                  </m:sup>
+                </m:sSup>
+              </m:oMath>
+            </m:oMathPara>
+          </w:p>
+          <w:bookmarkEnd w:id="92"/>
+        </w:tc>
+      </w:tr>
+    </w:tbl>
+    <w:p>
+      <w:pPr>
+        <w:pStyle w:val="FirstParagraph"/>
+      </w:pPr>
+      <w:r>
+        <w:t xml:space="preserve"> </w:t>
+      </w:r>
+    </w:p>
+    <w:tbl>
+      <w:tblPr>
+        <w:tblStyle w:val="Table"/>
+        <w:tblInd w:w="164" w:type="dxa"/>
+        <w:tblBorders>
+          <w:left w:val="single" w:sz="24" w:space="0" w:color="909090"/>
+        </w:tblBorders>
+        <w:tblCellMar>
+          <w:left w:w="0" w:type="dxa"/>
+          <w:right w:w="0" w:type="dxa"/>
+        </w:tblCellMar>
+        <w:tblLook w:firstRow="0" w:lastRow="0" w:firstColumn="0" w:lastColumn="0" w:noHBand="0" w:noVBand="0" w:val="0000"/>
+      </w:tblPr>
+      <w:tblGrid>
+        <w:gridCol w:w="7920"/>
+      </w:tblGrid>
+      <w:tr>
+        <w:trPr>
+          <w:cantSplit/>
+        </w:trPr>
+        <w:tc>
+          <w:tcPr>
+            <w:tcMar>
+              <w:left w:w="144" w:type="dxa"/>
+            </w:tcMar>
+          </w:tcPr>
+          <w:p>
+            <w:pPr>
+              <w:pStyle w:val="BodyText"/>
+            </w:pPr>
+            <w:pPr>
+              <w:spacing w:before="16" w:after="64"/>
+            </w:pPr>
+            <w:r>
+              <w:rPr>
+                <w:b/>
+                <w:bCs/>
+              </w:rPr>
+              <w:t xml:space="preserve">Definition (CR1 small-sample correction)</w:t>
+            </w:r>
+          </w:p>
+          <w:bookmarkStart w:id="93" w:name="def-cr1-correction"/>
+          <w:p>
+            <w:pPr>
+              <w:pStyle w:val="BodyText"/>
+            </w:pPr>
+            <w:r>
+              <w:rPr>
+                <w:b/>
+                <w:bCs/>
+              </w:rPr>
+              <w:t xml:space="preserve">Definition 11 (CR1 small-sample correction)</w:t>
+            </w:r>
+            <w:r>
+              <w:t xml:space="preserve"> </w:t>
+            </w:r>
+            <w:r>
+              <w:t xml:space="preserve">When</w:t>
+            </w:r>
+            <w:r>
+              <w:t xml:space="preserve"> </w:t>
+            </w:r>
+            <w:r>
+              <w:rPr>
+                <w:rStyle w:val="VerbatimChar"/>
+              </w:rPr>
+              <w:t xml:space="preserve">small_sample = "CR1"</w:t>
+            </w:r>
+            <w:r>
+              <w:t xml:space="preserve"> </w:t>
+            </w:r>
+            <w:r>
+              <w:t xml:space="preserve">(the default),</w:t>
+            </w:r>
+            <w:r>
+              <w:t xml:space="preserve"> </w:t>
+            </w:r>
+            <w:r>
+              <w:t xml:space="preserve">each one-way subset variance</w:t>
+            </w:r>
+            <w:r>
+              <w:t xml:space="preserve"> </w:t>
+            </w:r>
+            <m:oMath>
+              <m:sSub>
+                <m:e>
+                  <m:r>
+                    <m:t>V</m:t>
+                  </m:r>
+                </m:e>
+                <m:sub>
+                  <m:r>
+                    <m:t>S</m:t>
+                  </m:r>
+                </m:sub>
+              </m:sSub>
+            </m:oMath>
+            <w:r>
+              <w:t xml:space="preserve"> </w:t>
+            </w:r>
+            <w:r>
+              <w:t xml:space="preserve">(</w:t>
+            </w:r>
+            <w:hyperlink w:anchor="def-multiway-clustering-variance">
+              <w:r>
+                <w:rPr>
+                  <w:rStyle w:val="Hyperlink"/>
+                </w:rPr>
+                <w:t xml:space="preserve">Definition 9</w:t>
+              </w:r>
+            </w:hyperlink>
+            <w:r>
+              <w:t xml:space="preserve">)</w:t>
+            </w:r>
+            <w:r>
+              <w:t xml:space="preserve"> </w:t>
+            </w:r>
+            <w:r>
+              <w:t xml:space="preserve">is inflated by the usual cluster degrees-of-freedom correction:</w:t>
+            </w:r>
+          </w:p>
+          <w:p>
+            <w:pPr>
+              <w:pStyle w:val="BodyText"/>
+            </w:pPr>
+            <m:oMathPara>
+              <m:oMathParaPr>
+                <m:jc m:val="center"/>
+              </m:oMathParaPr>
+              <m:oMath>
+                <m:sSubSup>
+                  <m:e>
+                    <m:r>
+                      <m:t>V</m:t>
+                    </m:r>
+                  </m:e>
+                  <m:sub>
+                    <m:r>
+                      <m:t>S</m:t>
+                    </m:r>
+                  </m:sub>
+                  <m:sup>
+                    <m:r>
+                      <m:rPr>
+                        <m:nor/>
+                        <m:sty m:val="p"/>
+                      </m:rPr>
+                      <m:t>CR1</m:t>
+                    </m:r>
+                  </m:sup>
+                </m:sSubSup>
+                <m:r>
+                  <m:rPr>
+                    <m:sty m:val="p"/>
+                  </m:rPr>
+                  <m:t>=</m:t>
+                </m:r>
+                <m:f>
+                  <m:fPr>
+                    <m:type m:val="bar"/>
+                  </m:fPr>
+                  <m:num>
+                    <m:sSub>
+                      <m:e>
+                        <m:r>
+                          <m:t>G</m:t>
+                        </m:r>
+                      </m:e>
+                      <m:sub>
+                        <m:r>
+                          <m:t>S</m:t>
+                        </m:r>
+                      </m:sub>
+                    </m:sSub>
+                  </m:num>
+                  <m:den>
+                    <m:sSub>
+                      <m:e>
+                        <m:r>
+                          <m:t>G</m:t>
+                        </m:r>
+                      </m:e>
+                      <m:sub>
+                        <m:r>
+                          <m:t>S</m:t>
+                        </m:r>
+                      </m:sub>
+                    </m:sSub>
+                    <m:r>
+                      <m:rPr>
+                        <m:sty m:val="p"/>
+                      </m:rPr>
+                      <m:t>−</m:t>
+                    </m:r>
+                    <m:r>
+                      <m:t>1</m:t>
+                    </m:r>
+                  </m:den>
+                </m:f>
+                <m:r>
+                  <m:t> </m:t>
+                </m:r>
+                <m:sSub>
+                  <m:e>
+                    <m:r>
+                      <m:t>V</m:t>
+                    </m:r>
+                  </m:e>
+                  <m:sub>
+                    <m:r>
+                      <m:t>S</m:t>
+                    </m:r>
+                  </m:sub>
+                </m:sSub>
+              </m:oMath>
+            </m:oMathPara>
+          </w:p>
+          <w:p>
+            <w:pPr>
+              <w:pStyle w:val="FirstParagraph"/>
+            </w:pPr>
+            <w:r>
+              <w:t xml:space="preserve">where</w:t>
+            </w:r>
+            <w:r>
+              <w:t xml:space="preserve"> </w:t>
+            </w:r>
+            <m:oMath>
+              <m:sSub>
+                <m:e>
+                  <m:r>
+                    <m:t>G</m:t>
+                  </m:r>
+                </m:e>
+                <m:sub>
+                  <m:r>
+                    <m:t>S</m:t>
+                  </m:r>
+                </m:sub>
+              </m:sSub>
+            </m:oMath>
+            <w:r>
+              <w:t xml:space="preserve"> </w:t>
+            </w:r>
+            <w:r>
+              <w:t xml:space="preserve">is the number of unique clusters in subset</w:t>
+            </w:r>
+            <w:r>
+              <w:t xml:space="preserve"> </w:t>
+            </w:r>
+            <m:oMath>
+              <m:r>
+                <m:t>S</m:t>
+              </m:r>
+            </m:oMath>
+            <w:r>
+              <w:t xml:space="preserve">’s grouping.</w:t>
+            </w:r>
+          </w:p>
+          <w:bookmarkEnd w:id="93"/>
+        </w:tc>
+      </w:tr>
+    </w:tbl>
+    <w:bookmarkEnd w:id="94"/>
+    <w:bookmarkStart w:id="96" w:name="safeguards-against-invalid-variance"/>
+    <w:p>
+      <w:pPr>
+        <w:pStyle w:val="Heading3"/>
+      </w:pPr>
+      <w:r>
+        <w:t xml:space="preserve">4.16.5 Safeguards against invalid variance</w:t>
+      </w:r>
+    </w:p>
+    <w:tbl>
+      <w:tblPr>
+        <w:tblStyle w:val="Table"/>
+        <w:tblInd w:w="164" w:type="dxa"/>
+        <w:tblBorders>
+          <w:left w:val="single" w:sz="24" w:space="0" w:color="909090"/>
+        </w:tblBorders>
+        <w:tblCellMar>
+          <w:left w:w="0" w:type="dxa"/>
+          <w:right w:w="0" w:type="dxa"/>
+        </w:tblCellMar>
+        <w:tblLook w:firstRow="0" w:lastRow="0" w:firstColumn="0" w:lastColumn="0" w:noHBand="0" w:noVBand="0" w:val="0000"/>
+      </w:tblPr>
+      <w:tblGrid>
+        <w:gridCol w:w="7920"/>
+      </w:tblGrid>
+      <w:tr>
+        <w:trPr>
+          <w:cantSplit/>
+        </w:trPr>
+        <w:tc>
+          <w:tcPr>
+            <w:tcMar>
+              <w:left w:w="144" w:type="dxa"/>
+            </w:tcMar>
+          </w:tcPr>
+          <w:p>
+            <w:pPr>
+              <w:pStyle w:val="FirstParagraph"/>
+            </w:pPr>
+            <w:pPr>
+              <w:spacing w:before="16" w:after="64"/>
+            </w:pPr>
+            <w:r>
+              <w:rPr>
+                <w:b/>
+                <w:bCs/>
+              </w:rPr>
+              <w:t xml:space="preserve">Definition (Flooring and fallback for the final variance)</w:t>
+            </w:r>
+          </w:p>
+          <w:bookmarkStart w:id="95" w:name="def-variance-safeguards"/>
+          <w:p>
+            <w:pPr>
+              <w:pStyle w:val="BodyText"/>
+            </w:pPr>
+            <w:r>
+              <w:rPr>
+                <w:b/>
+                <w:bCs/>
+              </w:rPr>
+              <w:t xml:space="preserve">Definition 12 (Flooring and fallback for the final variance)</w:t>
+            </w:r>
+            <w:r>
+              <w:t xml:space="preserve"> </w:t>
+            </w:r>
+            <w:r>
+              <w:t xml:space="preserve">The inclusion-exclusion sum</w:t>
+            </w:r>
+            <w:r>
+              <w:t xml:space="preserve"> </w:t>
+            </w:r>
+            <m:oMath>
+              <m:sSub>
+                <m:e>
+                  <m:r>
+                    <m:t>V</m:t>
+                  </m:r>
+                </m:e>
+                <m:sub>
+                  <m:r>
+                    <m:rPr>
+                      <m:nor/>
+                      <m:sty m:val="p"/>
+                    </m:rPr>
+                    <m:t>multiway</m:t>
+                  </m:r>
+                </m:sub>
+              </m:sSub>
+            </m:oMath>
+            <w:r>
+              <w:t xml:space="preserve"> </w:t>
+            </w:r>
+            <w:r>
+              <w:t xml:space="preserve">(</w:t>
+            </w:r>
+            <w:hyperlink w:anchor="def-multiway-clustering-variance">
+              <w:r>
+                <w:rPr>
+                  <w:rStyle w:val="Hyperlink"/>
+                </w:rPr>
+                <w:t xml:space="preserve">Definition 9</w:t>
+              </w:r>
+            </w:hyperlink>
+            <w:r>
+              <w:t xml:space="preserve">)</w:t>
+            </w:r>
+            <w:r>
+              <w:t xml:space="preserve"> </w:t>
+            </w:r>
+            <w:r>
+              <w:t xml:space="preserve">is not guaranteed to be non-negative.</w:t>
+            </w:r>
+            <w:r>
+              <w:t xml:space="preserve"> </w:t>
+            </w:r>
+            <w:r>
+              <w:rPr>
+                <w:rStyle w:val="VerbatimChar"/>
+              </w:rPr>
+              <w:t xml:space="preserve">serocalculator</w:t>
+            </w:r>
+            <w:r>
+              <w:t xml:space="preserve"> </w:t>
+            </w:r>
+            <w:r>
+              <w:t xml:space="preserve">therefore floors the raw estimate at 0</w:t>
+            </w:r>
+            <w:r>
+              <w:t xml:space="preserve"> </w:t>
+            </w:r>
+            <w:r>
+              <w:t xml:space="preserve">(emitting a warning), independent of</w:t>
+            </w:r>
+            <w:r>
+              <w:t xml:space="preserve"> </w:t>
+            </w:r>
+            <w:r>
+              <w:rPr>
+                <w:rStyle w:val="VerbatimChar"/>
+              </w:rPr>
+              <w:t xml:space="preserve">floor_to_standard</w:t>
+            </w:r>
+            <w:r>
+              <w:t xml:space="preserve">,</w:t>
+            </w:r>
+            <w:r>
+              <w:t xml:space="preserve"> </w:t>
+            </w:r>
+            <w:r>
+              <w:t xml:space="preserve">before it can reach</w:t>
+            </w:r>
+            <w:r>
+              <w:t xml:space="preserve"> </w:t>
+            </w:r>
+            <m:oMath>
+              <m:rad>
+                <m:radPr>
+                  <m:degHide m:val="on"/>
+                </m:radPr>
+                <m:deg/>
+                <m:e>
+                  <m:r>
+                    <m:t>V</m:t>
+                  </m:r>
+                </m:e>
+              </m:rad>
+            </m:oMath>
+            <w:r>
+              <w:t xml:space="preserve"> </w:t>
+            </w:r>
+            <w:r>
+              <w:t xml:space="preserve">as a silent</w:t>
+            </w:r>
+            <w:r>
+              <w:t xml:space="preserve"> </w:t>
+            </w:r>
+            <w:r>
+              <w:rPr>
+                <w:rStyle w:val="VerbatimChar"/>
+              </w:rPr>
+              <w:t xml:space="preserve">NaN</w:t>
+            </w:r>
+            <w:r>
+              <w:t xml:space="preserve">:</w:t>
+            </w:r>
+          </w:p>
+          <w:p>
+            <w:pPr>
+              <w:pStyle w:val="BodyText"/>
+            </w:pPr>
+            <m:oMathPara>
+              <m:oMathParaPr>
+                <m:jc m:val="center"/>
+              </m:oMathParaPr>
+              <m:oMath>
+                <m:sSubSup>
+                  <m:e>
+                    <m:r>
+                      <m:t>V</m:t>
+                    </m:r>
+                  </m:e>
+                  <m:sub>
+                    <m:r>
+                      <m:rPr>
+                        <m:nor/>
+                        <m:sty m:val="p"/>
+                      </m:rPr>
+                      <m:t>raw</m:t>
+                    </m:r>
+                  </m:sub>
+                  <m:sup>
+                    <m:r>
+                      <m:rPr>
+                        <m:sty m:val="p"/>
+                      </m:rPr>
+                      <m:t>+</m:t>
+                    </m:r>
+                  </m:sup>
+                </m:sSubSup>
+                <m:r>
+                  <m:rPr>
+                    <m:sty m:val="p"/>
+                  </m:rPr>
+                  <m:t>=</m:t>
+                </m:r>
+                <m:r>
+                  <m:rPr>
+                    <m:sty m:val="p"/>
+                  </m:rPr>
+                  <m:t>max</m:t>
+                </m:r>
+                <m:r>
+                  <m:t>​</m:t>
+                </m:r>
+                <m:d>
+                  <m:dPr>
+                    <m:begChr m:val="("/>
+                    <m:sepChr m:val=""/>
+                    <m:endChr m:val=")"/>
+                    <m:grow/>
+                  </m:dPr>
+                  <m:e>
+                    <m:r>
+                      <m:t>0</m:t>
+                    </m:r>
+                    <m:r>
+                      <m:rPr>
+                        <m:sty m:val="p"/>
+                      </m:rPr>
+                      <m:t>,</m:t>
+                    </m:r>
+                    <m:sSub>
+                      <m:e>
+                        <m:r>
+                          <m:t>V</m:t>
+                        </m:r>
+                      </m:e>
+                      <m:sub>
+                        <m:r>
+                          <m:rPr>
+                            <m:nor/>
+                            <m:sty m:val="p"/>
+                          </m:rPr>
+                          <m:t>multiway</m:t>
+                        </m:r>
+                      </m:sub>
+                    </m:sSub>
+                  </m:e>
+                </m:d>
+                <m:r>
+                  <m:t>​</m:t>
+                </m:r>
+              </m:oMath>
+            </m:oMathPara>
+          </w:p>
+          <w:p>
+            <w:pPr>
+              <w:pStyle w:val="FirstParagraph"/>
+            </w:pPr>
+            <w:r>
+              <w:t xml:space="preserve">Setting</w:t>
+            </w:r>
+            <w:r>
+              <w:t xml:space="preserve"> </w:t>
+            </w:r>
+            <w:r>
+              <w:rPr>
+                <w:rStyle w:val="VerbatimChar"/>
+              </w:rPr>
+              <w:t xml:space="preserve">floor_to_standard = TRUE</w:t>
+            </w:r>
+            <w:r>
+              <w:t xml:space="preserve"> </w:t>
+            </w:r>
+            <w:r>
+              <w:t xml:space="preserve">additionally floors the result</w:t>
+            </w:r>
+            <w:r>
+              <w:t xml:space="preserve"> </w:t>
+            </w:r>
+            <w:r>
+              <w:t xml:space="preserve">at the model-based (non-cluster-robust) variance</w:t>
+            </w:r>
+            <w:r>
+              <w:t xml:space="preserve"> </w:t>
+            </w:r>
+            <m:oMath>
+              <m:sSub>
+                <m:e>
+                  <m:r>
+                    <m:t>V</m:t>
+                  </m:r>
+                </m:e>
+                <m:sub>
+                  <m:r>
+                    <m:rPr>
+                      <m:nor/>
+                      <m:sty m:val="p"/>
+                    </m:rPr>
+                    <m:t>standard</m:t>
+                  </m:r>
+                </m:sub>
+              </m:sSub>
+              <m:r>
+                <m:rPr>
+                  <m:sty m:val="p"/>
+                </m:rPr>
+                <m:t>=</m:t>
+              </m:r>
+              <m:sSup>
+                <m:e>
+                  <m:r>
+                    <m:t>H</m:t>
+                  </m:r>
+                </m:e>
+                <m:sup>
+                  <m:r>
+                    <m:rPr>
+                      <m:sty m:val="p"/>
+                    </m:rPr>
+                    <m:t>−</m:t>
+                  </m:r>
+                  <m:r>
+                    <m:t>1</m:t>
+                  </m:r>
+                </m:sup>
+              </m:sSup>
+            </m:oMath>
+            <w:r>
+              <w:t xml:space="preserve">,</w:t>
+            </w:r>
+            <w:r>
+              <w:t xml:space="preserve"> </w:t>
+            </w:r>
+            <w:r>
+              <w:t xml:space="preserve">the inverse of the observed information at the MLE:</w:t>
+            </w:r>
+          </w:p>
+          <w:p>
+            <w:pPr>
+              <w:pStyle w:val="BodyText"/>
+            </w:pPr>
+            <m:oMathPara>
+              <m:oMathParaPr>
+                <m:jc m:val="center"/>
+              </m:oMathParaPr>
+              <m:oMath>
+                <m:sSub>
+                  <m:e>
+                    <m:r>
+                      <m:t>V</m:t>
+                    </m:r>
+                  </m:e>
+                  <m:sub>
+                    <m:r>
+                      <m:rPr>
+                        <m:nor/>
+                        <m:sty m:val="p"/>
+                      </m:rPr>
+                      <m:t>final</m:t>
+                    </m:r>
+                  </m:sub>
+                </m:sSub>
+                <m:r>
+                  <m:rPr>
+                    <m:sty m:val="p"/>
+                  </m:rPr>
+                  <m:t>=</m:t>
+                </m:r>
+                <m:r>
+                  <m:rPr>
+                    <m:sty m:val="p"/>
+                  </m:rPr>
+                  <m:t>max</m:t>
+                </m:r>
+                <m:r>
+                  <m:t>​</m:t>
+                </m:r>
+                <m:d>
+                  <m:dPr>
+                    <m:begChr m:val="("/>
+                    <m:sepChr m:val=""/>
+                    <m:endChr m:val=")"/>
+                    <m:grow/>
+                  </m:dPr>
+                  <m:e>
+                    <m:sSub>
+                      <m:e>
+                        <m:r>
+                          <m:t>V</m:t>
+                        </m:r>
+                      </m:e>
+                      <m:sub>
+                        <m:r>
+                          <m:rPr>
+                            <m:nor/>
+                            <m:sty m:val="p"/>
+                          </m:rPr>
+                          <m:t>standard</m:t>
+                        </m:r>
+                      </m:sub>
+                    </m:sSub>
+                    <m:r>
+                      <m:rPr>
+                        <m:sty m:val="p"/>
+                      </m:rPr>
+                      <m:t>,</m:t>
+                    </m:r>
+                    <m:sSubSup>
+                      <m:e>
+                        <m:r>
+                          <m:t>V</m:t>
+                        </m:r>
+                      </m:e>
+                      <m:sub>
+                        <m:r>
+                          <m:rPr>
+                            <m:nor/>
+                            <m:sty m:val="p"/>
+                          </m:rPr>
+                          <m:t>raw</m:t>
+                        </m:r>
+                      </m:sub>
+                      <m:sup>
+                        <m:r>
+                          <m:rPr>
+                            <m:sty m:val="p"/>
+                          </m:rPr>
+                          <m:t>+</m:t>
+                        </m:r>
+                      </m:sup>
+                    </m:sSubSup>
+                  </m:e>
+                </m:d>
+                <m:r>
+                  <m:t>​</m:t>
+                </m:r>
+              </m:oMath>
+            </m:oMathPara>
+          </w:p>
+          <w:p>
+            <w:pPr>
+              <w:pStyle w:val="FirstParagraph"/>
+            </w:pPr>
+            <w:r>
+              <w:t xml:space="preserve">If any one-way subset term is unavailable,</w:t>
+            </w:r>
+            <w:r>
+              <w:t xml:space="preserve"> </w:t>
+            </w:r>
+            <w:r>
+              <w:t xml:space="preserve">for example because its Hessian is non-finite or non-positive,</w:t>
+            </w:r>
+            <w:r>
+              <w:t xml:space="preserve"> </w:t>
+            </w:r>
+            <w:r>
+              <w:t xml:space="preserve">the inclusion-exclusion sum is itself non-finite.</w:t>
+            </w:r>
+            <w:r>
+              <w:t xml:space="preserve"> </w:t>
+            </w:r>
+            <w:r>
+              <w:rPr>
+                <w:rStyle w:val="VerbatimChar"/>
+              </w:rPr>
+              <w:t xml:space="preserve">serocalculator</w:t>
+            </w:r>
+            <w:r>
+              <w:t xml:space="preserve"> </w:t>
+            </w:r>
+            <w:r>
+              <w:t xml:space="preserve">warns and returns a missing standard error in that case.</w:t>
+            </w:r>
+            <w:r>
+              <w:t xml:space="preserve"> </w:t>
+            </w:r>
+            <w:r>
+              <w:t xml:space="preserve">With</w:t>
+            </w:r>
+            <w:r>
+              <w:t xml:space="preserve"> </w:t>
+            </w:r>
+            <w:r>
+              <w:rPr>
+                <w:rStyle w:val="VerbatimChar"/>
+              </w:rPr>
+              <w:t xml:space="preserve">floor_to_standard = TRUE</w:t>
+            </w:r>
+            <w:r>
+              <w:t xml:space="preserve"> </w:t>
+            </w:r>
+            <w:r>
+              <w:t xml:space="preserve">it falls back to</w:t>
+            </w:r>
+            <w:r>
+              <w:t xml:space="preserve"> </w:t>
+            </w:r>
+            <m:oMath>
+              <m:sSub>
+                <m:e>
+                  <m:r>
+                    <m:t>V</m:t>
+                  </m:r>
+                </m:e>
+                <m:sub>
+                  <m:r>
+                    <m:rPr>
+                      <m:nor/>
+                      <m:sty m:val="p"/>
+                    </m:rPr>
+                    <m:t>standard</m:t>
+                  </m:r>
+                </m:sub>
+              </m:sSub>
+            </m:oMath>
+            <w:r>
+              <w:t xml:space="preserve"> </w:t>
+            </w:r>
+            <w:r>
+              <w:t xml:space="preserve">instead, unless</w:t>
+            </w:r>
+            <w:r>
+              <w:t xml:space="preserve"> </w:t>
+            </w:r>
+            <m:oMath>
+              <m:sSub>
+                <m:e>
+                  <m:r>
+                    <m:t>V</m:t>
+                  </m:r>
+                </m:e>
+                <m:sub>
+                  <m:r>
+                    <m:rPr>
+                      <m:nor/>
+                      <m:sty m:val="p"/>
+                    </m:rPr>
+                    <m:t>standard</m:t>
+                  </m:r>
+                </m:sub>
+              </m:sSub>
+            </m:oMath>
+            <w:r>
+              <w:t xml:space="preserve"> </w:t>
+            </w:r>
+            <w:r>
+              <w:t xml:space="preserve">is itself unusable</w:t>
+            </w:r>
+            <w:r>
+              <w:t xml:space="preserve"> </w:t>
+            </w:r>
+            <w:r>
+              <w:t xml:space="preserve">(the same degenerate Hessian poisons</w:t>
+            </w:r>
+            <w:r>
+              <w:t xml:space="preserve"> </w:t>
+            </w:r>
+            <m:oMath>
+              <m:sSub>
+                <m:e>
+                  <m:r>
+                    <m:t>V</m:t>
+                  </m:r>
+                </m:e>
+                <m:sub>
+                  <m:r>
+                    <m:rPr>
+                      <m:nor/>
+                      <m:sty m:val="p"/>
+                    </m:rPr>
+                    <m:t>standard</m:t>
+                  </m:r>
+                </m:sub>
+              </m:sSub>
+              <m:r>
+                <m:rPr>
+                  <m:sty m:val="p"/>
+                </m:rPr>
+                <m:t>=</m:t>
+              </m:r>
+              <m:sSup>
+                <m:e>
+                  <m:r>
+                    <m:t>H</m:t>
+                  </m:r>
+                </m:e>
+                <m:sup>
+                  <m:r>
+                    <m:rPr>
+                      <m:sty m:val="p"/>
+                    </m:rPr>
+                    <m:t>−</m:t>
+                  </m:r>
+                  <m:r>
+                    <m:t>1</m:t>
+                  </m:r>
+                </m:sup>
+              </m:sSup>
+            </m:oMath>
+            <w:r>
+              <w:t xml:space="preserve"> </w:t>
+            </w:r>
+            <w:r>
+              <w:t xml:space="preserve">too),</w:t>
+            </w:r>
+            <w:r>
+              <w:t xml:space="preserve"> </w:t>
+            </w:r>
+            <w:r>
+              <w:t xml:space="preserve">in which case it also returns a missing standard error</w:t>
+            </w:r>
+            <w:r>
+              <w:t xml:space="preserve"> </w:t>
+            </w:r>
+            <w:r>
+              <w:t xml:space="preserve">rather than silently falling back to a negative or infinite</w:t>
+            </w:r>
+            <w:r>
+              <w:t xml:space="preserve"> </w:t>
+            </w:r>
+            <w:r>
+              <w:t xml:space="preserve">“variance”</w:t>
+            </w:r>
+            <w:r>
+              <w:t xml:space="preserve">.</w:t>
+            </w:r>
+          </w:p>
+          <w:bookmarkEnd w:id="95"/>
+        </w:tc>
+      </w:tr>
+    </w:tbl>
+    <w:p>
+      <w:pPr>
+        <w:pStyle w:val="BodyText"/>
+      </w:pPr>
+      <w:r>
+        <w:t xml:space="preserve">The inclusion-exclusion sum’s occasional negativity is a documented</w:t>
+      </w:r>
+      <w:r>
+        <w:t xml:space="preserve"> </w:t>
+      </w:r>
+      <w:r>
+        <w:t xml:space="preserve">property of the Cameron-Gelbach-Miller estimator, not a bug.</w:t>
+      </w:r>
+    </w:p>
+    <w:bookmarkEnd w:id="96"/>
+    <w:bookmarkStart w:id="97" w:name="implementation-in-serocalculator"/>
+    <w:p>
+      <w:pPr>
+        <w:pStyle w:val="Heading3"/>
+      </w:pPr>
+      <w:r>
+        <w:t xml:space="preserve">4.16.6 Implementation in serocalculator</w:t>
+      </w:r>
+    </w:p>
+    <w:p>
+      <w:pPr>
+        <w:pStyle w:val="FirstParagraph"/>
+      </w:pPr>
+      <w:r>
         <w:t xml:space="preserve">Users can specify clustering using the</w:t>
       </w:r>
       <w:r>
@@ -11771,6 +14039,24 @@
       </w:r>
       <w:r>
         <w:t xml:space="preserve">.</w:t>
+      </w:r>
+      <w:r>
+        <w:t xml:space="preserve"> </w:t>
+      </w:r>
+      <w:r>
+        <w:t xml:space="preserve">The multi-way behavior above is itself controlled through</w:t>
+      </w:r>
+      <w:r>
+        <w:t xml:space="preserve"> </w:t>
+      </w:r>
+      <w:r>
+        <w:rPr>
+          <w:rStyle w:val="VerbatimChar"/>
+        </w:rPr>
+        <w:t xml:space="preserve">summary()</w:t>
+      </w:r>
+      <w:r>
+        <w:t xml:space="preserve">:</w:t>
       </w:r>
     </w:p>
     <w:p>
@@ -11948,14 +14234,14 @@
         <w:t xml:space="preserve">).</w:t>
       </w:r>
     </w:p>
-    <w:bookmarkEnd w:id="89"/>
-    <w:bookmarkStart w:id="90" w:name="effect-on-results"/>
+    <w:bookmarkEnd w:id="97"/>
+    <w:bookmarkStart w:id="98" w:name="effect-on-results"/>
     <w:p>
       <w:pPr>
         <w:pStyle w:val="Heading3"/>
       </w:pPr>
       <w:r>
-        <w:t xml:space="preserve">4.16.4 Effect on results</w:t>
+        <w:t xml:space="preserve">4.16.7 Effect on results</w:t>
       </w:r>
     </w:p>
     <w:p>
@@ -12039,10 +14325,10 @@
         <w:t xml:space="preserve">widen correspondingly, reflecting the reduced effective sample size</w:t>
       </w:r>
     </w:p>
-    <w:bookmarkEnd w:id="90"/>
-    <w:bookmarkEnd w:id="91"/>
-    <w:bookmarkEnd w:id="92"/>
-    <w:bookmarkStart w:id="129" w:name="modeling-the-seroresponse-kinetics-curve"/>
+    <w:bookmarkEnd w:id="98"/>
+    <w:bookmarkEnd w:id="99"/>
+    <w:bookmarkEnd w:id="100"/>
+    <w:bookmarkStart w:id="137" w:name="modeling-the-seroresponse-kinetics-curve"/>
     <w:p>
       <w:pPr>
         <w:pStyle w:val="Heading1"/>
@@ -12157,7 +14443,7 @@
         <w:t xml:space="preserve">.</w:t>
       </w:r>
     </w:p>
-    <w:bookmarkStart w:id="93" w:name="model-for-active-infection-period"/>
+    <w:bookmarkStart w:id="101" w:name="model-for-active-infection-period"/>
     <w:p>
       <w:pPr>
         <w:pStyle w:val="Heading2"/>
@@ -12882,8 +15168,8 @@
         <w:t xml:space="preserve">compared to the other terms in the model.</w:t>
       </w:r>
     </w:p>
-    <w:bookmarkEnd w:id="93"/>
-    <w:bookmarkStart w:id="94" w:name="model-for-post-infection-antibody-decay"/>
+    <w:bookmarkEnd w:id="101"/>
+    <w:bookmarkStart w:id="102" w:name="model-for-post-infection-antibody-decay"/>
     <w:p>
       <w:pPr>
         <w:pStyle w:val="Heading2"/>
@@ -13131,8 +15417,8 @@
         <w:t xml:space="preserve">.</w:t>
       </w:r>
     </w:p>
-    <w:bookmarkEnd w:id="94"/>
-    <w:bookmarkStart w:id="95" w:name="assembling-the-full-response-curve"/>
+    <w:bookmarkEnd w:id="102"/>
+    <w:bookmarkStart w:id="103" w:name="assembling-the-full-response-curve"/>
     <w:p>
       <w:pPr>
         <w:pStyle w:val="Heading2"/>
@@ -13655,8 +15941,8 @@
         </m:oMath>
       </m:oMathPara>
     </w:p>
-    <w:bookmarkEnd w:id="95"/>
-    <w:bookmarkStart w:id="96" w:name="growth-rate-from-peak-and-baseline"/>
+    <w:bookmarkEnd w:id="103"/>
+    <w:bookmarkStart w:id="104" w:name="growth-rate-from-peak-and-baseline"/>
     <w:p>
       <w:pPr>
         <w:pStyle w:val="Heading2"/>
@@ -13850,8 +16136,8 @@
         </m:oMath>
       </m:oMathPara>
     </w:p>
-    <w:bookmarkEnd w:id="96"/>
-    <w:bookmarkStart w:id="105" w:name="X1d3fcc2a0784af059ab166838ee8827eace4ccf"/>
+    <w:bookmarkEnd w:id="104"/>
+    <w:bookmarkStart w:id="113" w:name="X1d3fcc2a0784af059ab166838ee8827eace4ccf"/>
     <w:p>
       <w:pPr>
         <w:pStyle w:val="Heading2"/>
@@ -14659,7 +16945,7 @@
       <w:tr>
         <w:tc>
           <w:tcPr/>
-          <w:bookmarkStart w:id="100" w:name="fig-response-graph"/>
+          <w:bookmarkStart w:id="108" w:name="fig-response-graph"/>
           <w:p>
             <w:pPr>
               <w:pStyle w:val="Compact"/>
@@ -14670,18 +16956,18 @@
                 <wp:inline>
                   <wp:extent cx="4620126" cy="3696101"/>
                   <wp:effectExtent b="0" l="0" r="0" t="0"/>
-                  <wp:docPr descr="" title="" id="98" name="Picture"/>
+                  <wp:docPr descr="" title="" id="106" name="Picture"/>
                   <a:graphic>
                     <a:graphicData uri="http://schemas.openxmlformats.org/drawingml/2006/picture">
                       <pic:pic>
                         <pic:nvPicPr>
-                          <pic:cNvPr descr="methodology_files/figure-docx/fig-response-graph-1.png" id="99" name="Picture"/>
+                          <pic:cNvPr descr="methodology_files/figure-docx/fig-response-graph-1.png" id="107" name="Picture"/>
                           <pic:cNvPicPr>
                             <a:picLocks noChangeArrowheads="1" noChangeAspect="1"/>
                           </pic:cNvPicPr>
                         </pic:nvPicPr>
                         <pic:blipFill>
-                          <a:blip r:embed="rId97"/>
+                          <a:blip r:embed="rId105"/>
                           <a:stretch>
                             <a:fillRect/>
                           </a:stretch>
@@ -14721,7 +17007,7 @@
               <w:t xml:space="preserve">Figure 4: An example kinetics curve for HlyE IgG</w:t>
             </w:r>
           </w:p>
-          <w:bookmarkEnd w:id="100"/>
+          <w:bookmarkEnd w:id="108"/>
         </w:tc>
       </w:tr>
     </w:tbl>
@@ -14945,7 +17231,7 @@
       <w:r>
         <w:t xml:space="preserve"> </w:t>
       </w:r>
-      <w:hyperlink r:id="rId101">
+      <w:hyperlink r:id="rId109">
         <w:r>
           <w:rPr>
             <w:rStyle w:val="Hyperlink"/>
@@ -14963,12 +17249,12 @@
           <wp:inline>
             <wp:extent cx="2667000" cy="2667000"/>
             <wp:effectExtent b="0" l="0" r="0" t="0"/>
-            <wp:docPr descr="QR code for the antibody-kinetics Shiny app" title="" id="103" name="Picture"/>
+            <wp:docPr descr="QR code for the antibody-kinetics Shiny app" title="" id="111" name="Picture"/>
             <a:graphic>
               <a:graphicData uri="http://schemas.openxmlformats.org/drawingml/2006/picture">
                 <pic:pic>
                   <pic:nvPicPr>
-                    <pic:cNvPr descr="../man/figures/qr_akm2.svg" id="104" name="Picture"/>
+                    <pic:cNvPr descr="../man/figures/qr_akm2.svg" id="112" name="Picture"/>
                     <pic:cNvPicPr>
                       <a:picLocks noChangeArrowheads="1" noChangeAspect="1"/>
                     </pic:cNvPicPr>
@@ -14980,7 +17266,7 @@
                           <a14:useLocalDpi xmlns:a14="http://schemas.microsoft.com/office/drawing/2010/main" val="0"/>
                         </a:ext>
                         <a:ext uri="{96DAC541-7B7A-43D3-8B79-37D633B846F1}">
-                          <asvg:svgBlip xmlns:asvg="http://schemas.microsoft.com/office/drawing/2016/SVG/main" r:embed="rId102"/>
+                          <asvg:svgBlip xmlns:asvg="http://schemas.microsoft.com/office/drawing/2016/SVG/main" r:embed="rId110"/>
                         </a:ext>
                       </a:extLst>
                     </a:blip>
@@ -15018,8 +17304,8 @@
         <w:t xml:space="preserve">QR code for the antibody-kinetics Shiny app</w:t>
       </w:r>
     </w:p>
-    <w:bookmarkEnd w:id="105"/>
-    <w:bookmarkStart w:id="106" w:name="sec-noise"/>
+    <w:bookmarkEnd w:id="113"/>
+    <w:bookmarkStart w:id="114" w:name="sec-noise"/>
     <w:p>
       <w:pPr>
         <w:pStyle w:val="Heading2"/>
@@ -15801,8 +18087,8 @@
         <w:t xml:space="preserve">fragility of chasing a more extreme quantile.</w:t>
       </w:r>
     </w:p>
-    <w:bookmarkEnd w:id="106"/>
-    <w:bookmarkStart w:id="107" w:name="measurement-noise"/>
+    <w:bookmarkEnd w:id="114"/>
+    <w:bookmarkStart w:id="115" w:name="measurement-noise"/>
     <w:p>
       <w:pPr>
         <w:pStyle w:val="Heading2"/>
@@ -17203,8 +19489,8 @@
         <w:t xml:space="preserve">(multiplicative) error model.</w:t>
       </w:r>
     </w:p>
-    <w:bookmarkEnd w:id="107"/>
-    <w:bookmarkStart w:id="108" w:name="Xb7158a708bbfcf737c1d66d073315801f06d41e"/>
+    <w:bookmarkEnd w:id="115"/>
+    <w:bookmarkStart w:id="116" w:name="Xb7158a708bbfcf737c1d66d073315801f06d41e"/>
     <w:p>
       <w:pPr>
         <w:pStyle w:val="Heading2"/>
@@ -21987,8 +24273,8 @@
         <w:t xml:space="preserve">exactly, as expected.</w:t>
       </w:r>
     </w:p>
-    <w:bookmarkEnd w:id="108"/>
-    <w:bookmarkStart w:id="109" w:name="noise-and-never-infected-subjects"/>
+    <w:bookmarkEnd w:id="116"/>
+    <w:bookmarkStart w:id="117" w:name="noise-and-never-infected-subjects"/>
     <w:p>
       <w:pPr>
         <w:pStyle w:val="Heading2"/>
@@ -23552,8 +25838,8 @@
         <w:t xml:space="preserve">, matching the single-source case above.</w:t>
       </w:r>
     </w:p>
-    <w:bookmarkEnd w:id="109"/>
-    <w:bookmarkStart w:id="114" w:name="variation-across-the-posterior"/>
+    <w:bookmarkEnd w:id="117"/>
+    <w:bookmarkStart w:id="122" w:name="variation-across-the-posterior"/>
     <w:p>
       <w:pPr>
         <w:pStyle w:val="Heading2"/>
@@ -23635,7 +25921,7 @@
       <w:tr>
         <w:tc>
           <w:tcPr/>
-          <w:bookmarkStart w:id="113" w:name="fig-curve-posterior"/>
+          <w:bookmarkStart w:id="121" w:name="fig-curve-posterior"/>
           <w:p>
             <w:pPr>
               <w:pStyle w:val="Compact"/>
@@ -23646,18 +25932,18 @@
                 <wp:inline>
                   <wp:extent cx="4620126" cy="3696101"/>
                   <wp:effectExtent b="0" l="0" r="0" t="0"/>
-                  <wp:docPr descr="" title="" id="111" name="Picture"/>
+                  <wp:docPr descr="" title="" id="119" name="Picture"/>
                   <a:graphic>
                     <a:graphicData uri="http://schemas.openxmlformats.org/drawingml/2006/picture">
                       <pic:pic>
                         <pic:nvPicPr>
-                          <pic:cNvPr descr="methodology_files/figure-docx/fig-curve-posterior-1.png" id="112" name="Picture"/>
+                          <pic:cNvPr descr="methodology_files/figure-docx/fig-curve-posterior-1.png" id="120" name="Picture"/>
                           <pic:cNvPicPr>
                             <a:picLocks noChangeArrowheads="1" noChangeAspect="1"/>
                           </pic:cNvPicPr>
                         </pic:nvPicPr>
                         <pic:blipFill>
-                          <a:blip r:embed="rId110"/>
+                          <a:blip r:embed="rId118"/>
                           <a:stretch>
                             <a:fillRect/>
                           </a:stretch>
@@ -23697,7 +25983,7 @@
               <w:t xml:space="preserve">Figure 5: Posterior draws of the antibody-decay curve per antigen-isotype, with the 10%, 50%, and 90% point-wise quantiles overlaid.</w:t>
             </w:r>
           </w:p>
-          <w:bookmarkEnd w:id="113"/>
+          <w:bookmarkEnd w:id="121"/>
         </w:tc>
       </w:tr>
     </w:tbl>
@@ -23836,8 +26122,8 @@
         <w:t xml:space="preserve">estimation uncertainty and the between-person heterogeneity.</w:t>
       </w:r>
     </w:p>
-    <w:bookmarkEnd w:id="114"/>
-    <w:bookmarkStart w:id="120" w:name="sec-multiple-biomarkers"/>
+    <w:bookmarkEnd w:id="122"/>
+    <w:bookmarkStart w:id="128" w:name="sec-multiple-biomarkers"/>
     <w:p>
       <w:pPr>
         <w:pStyle w:val="Heading2"/>
@@ -24830,7 +27116,7 @@
       <w:tr>
         <w:tc>
           <w:tcPr/>
-          <w:bookmarkStart w:id="115" w:name="tbl-joint-vs-composite-sees"/>
+          <w:bookmarkStart w:id="123" w:name="tbl-joint-vs-composite-sees"/>
           <w:p>
             <w:pPr>
               <w:jc w:val="center"/>
@@ -24985,7 +27271,7 @@
               <w:t xml:space="preserve">3 joint                                   0.140 0.00857  0.125  0.158  -2236.</w:t>
             </w:r>
           </w:p>
-          <w:bookmarkEnd w:id="115"/>
+          <w:bookmarkEnd w:id="123"/>
         </w:tc>
       </w:tr>
     </w:tbl>
@@ -25077,7 +27363,7 @@
       <w:tr>
         <w:tc>
           <w:tcPr/>
-          <w:bookmarkStart w:id="119" w:name="fig-loglik"/>
+          <w:bookmarkStart w:id="127" w:name="fig-loglik"/>
           <w:p>
             <w:pPr>
               <w:pStyle w:val="Compact"/>
@@ -25088,18 +27374,18 @@
                 <wp:inline>
                   <wp:extent cx="4620126" cy="3696101"/>
                   <wp:effectExtent b="0" l="0" r="0" t="0"/>
-                  <wp:docPr descr="" title="" id="117" name="Picture"/>
+                  <wp:docPr descr="" title="" id="125" name="Picture"/>
                   <a:graphic>
                     <a:graphicData uri="http://schemas.openxmlformats.org/drawingml/2006/picture">
                       <pic:pic>
                         <pic:nvPicPr>
-                          <pic:cNvPr descr="methodology_files/figure-docx/fig-loglik-1.png" id="118" name="Picture"/>
+                          <pic:cNvPr descr="methodology_files/figure-docx/fig-loglik-1.png" id="126" name="Picture"/>
                           <pic:cNvPicPr>
                             <a:picLocks noChangeArrowheads="1" noChangeAspect="1"/>
                           </pic:cNvPicPr>
                         </pic:nvPicPr>
                         <pic:blipFill>
-                          <a:blip r:embed="rId116"/>
+                          <a:blip r:embed="rId124"/>
                           <a:stretch>
                             <a:fillRect/>
                           </a:stretch>
@@ -25139,12 +27425,12 @@
               <w:t xml:space="preserve">Figure 6: Log-likelihood curves for HlyE IgA alone, HlyE IgG alone, and both biomarkers combined (composite likelihood).</w:t>
             </w:r>
           </w:p>
-          <w:bookmarkEnd w:id="119"/>
+          <w:bookmarkEnd w:id="127"/>
         </w:tc>
       </w:tr>
     </w:tbl>
-    <w:bookmarkEnd w:id="120"/>
-    <w:bookmarkStart w:id="124" w:name="X2f1a22e0e8bfbbb3bd4a9b4c70c58b4086e4038"/>
+    <w:bookmarkEnd w:id="128"/>
+    <w:bookmarkStart w:id="132" w:name="X2f1a22e0e8bfbbb3bd4a9b4c70c58b4086e4038"/>
     <w:p>
       <w:pPr>
         <w:pStyle w:val="Heading2"/>
@@ -25247,18 +27533,18 @@
           <wp:inline>
             <wp:extent cx="5334000" cy="5776895"/>
             <wp:effectExtent b="0" l="0" r="0" t="0"/>
-            <wp:docPr descr="Decay curves (A), peak antibody levels (B), and decay rates (C) for HlyE and LPS (IgG/IgA), by country (Bangladesh, Pakistan, Nepal, Ghana). SEES study." title="" id="122" name="Picture"/>
+            <wp:docPr descr="Decay curves (A), peak antibody levels (B), and decay rates (C) for HlyE and LPS (IgG/IgA), by country (Bangladesh, Pakistan, Nepal, Ghana). SEES study." title="" id="130" name="Picture"/>
             <a:graphic>
               <a:graphicData uri="http://schemas.openxmlformats.org/drawingml/2006/picture">
                 <pic:pic>
                   <pic:nvPicPr>
-                    <pic:cNvPr descr="../man/figures/kinetics-variation-1.png" id="123" name="Picture"/>
+                    <pic:cNvPr descr="../man/figures/kinetics-variation-1.png" id="131" name="Picture"/>
                     <pic:cNvPicPr>
                       <a:picLocks noChangeArrowheads="1" noChangeAspect="1"/>
                     </pic:cNvPicPr>
                   </pic:nvPicPr>
                   <pic:blipFill>
-                    <a:blip r:embed="rId121"/>
+                    <a:blip r:embed="rId129"/>
                     <a:stretch>
                       <a:fillRect/>
                     </a:stretch>
@@ -25293,8 +27579,8 @@
         <w:t xml:space="preserve">Decay curves (A), peak antibody levels (B), and decay rates (C) for HlyE and LPS (IgG/IgA), by country (Bangladesh, Pakistan, Nepal, Ghana). SEES study.</w:t>
       </w:r>
     </w:p>
-    <w:bookmarkEnd w:id="124"/>
-    <w:bookmarkStart w:id="128" w:name="Xe0d498a7f1d34353def60f09705ade4ab365d1e"/>
+    <w:bookmarkEnd w:id="132"/>
+    <w:bookmarkStart w:id="136" w:name="Xe0d498a7f1d34353def60f09705ade4ab365d1e"/>
     <w:p>
       <w:pPr>
         <w:pStyle w:val="Heading2"/>
@@ -25312,18 +27598,18 @@
           <wp:inline>
             <wp:extent cx="5334000" cy="4364181"/>
             <wp:effectExtent b="0" l="0" r="0" t="0"/>
-            <wp:docPr descr="Decay curves by age stratum (&lt;5, 5–15, 16+) and serotype (Typhi vs Paratyphi A), for HlyE and LPS (IgG/IgA). SEES study." title="" id="126" name="Picture"/>
+            <wp:docPr descr="Decay curves by age stratum (&lt;5, 5–15, 16+) and serotype (Typhi vs Paratyphi A), for HlyE and LPS (IgG/IgA). SEES study." title="" id="134" name="Picture"/>
             <a:graphic>
               <a:graphicData uri="http://schemas.openxmlformats.org/drawingml/2006/picture">
                 <pic:pic>
                   <pic:nvPicPr>
-                    <pic:cNvPr descr="../man/figures/kinetics-variation-2.png" id="127" name="Picture"/>
+                    <pic:cNvPr descr="../man/figures/kinetics-variation-2.png" id="135" name="Picture"/>
                     <pic:cNvPicPr>
                       <a:picLocks noChangeArrowheads="1" noChangeAspect="1"/>
                     </pic:cNvPicPr>
                   </pic:nvPicPr>
                   <pic:blipFill>
-                    <a:blip r:embed="rId125"/>
+                    <a:blip r:embed="rId133"/>
                     <a:stretch>
                       <a:fillRect/>
                     </a:stretch>
@@ -25407,9 +27693,9 @@
         <w:t xml:space="preserve">is on the roadmap.</w:t>
       </w:r>
     </w:p>
-    <w:bookmarkEnd w:id="128"/>
-    <w:bookmarkEnd w:id="129"/>
-    <w:bookmarkStart w:id="141" w:name="estimating-the-curves-with-serodynamics"/>
+    <w:bookmarkEnd w:id="136"/>
+    <w:bookmarkEnd w:id="137"/>
+    <w:bookmarkStart w:id="149" w:name="estimating-the-curves-with-serodynamics"/>
     <w:p>
       <w:pPr>
         <w:pStyle w:val="Heading1"/>
@@ -25427,7 +27713,7 @@
         <w:t xml:space="preserve">serodynamics</w:t>
       </w:r>
     </w:p>
-    <w:bookmarkStart w:id="130" w:name="where-do-the-curve-parameters-come-from"/>
+    <w:bookmarkStart w:id="138" w:name="where-do-the-curve-parameters-come-from"/>
     <w:p>
       <w:pPr>
         <w:pStyle w:val="Heading2"/>
@@ -25627,8 +27913,8 @@
         <w:t xml:space="preserve">)</w:t>
       </w:r>
     </w:p>
-    <w:bookmarkEnd w:id="130"/>
-    <w:bookmarkStart w:id="132" w:name="the-serodynamics-package"/>
+    <w:bookmarkEnd w:id="138"/>
+    <w:bookmarkStart w:id="140" w:name="the-serodynamics-package"/>
     <w:p>
       <w:pPr>
         <w:pStyle w:val="Heading2"/>
@@ -25656,7 +27942,7 @@
       <w:pPr>
         <w:pStyle w:val="FirstParagraph"/>
       </w:pPr>
-      <w:hyperlink r:id="rId131">
+      <w:hyperlink r:id="rId139">
         <w:r>
           <w:rPr>
             <w:rStyle w:val="VerbatimChar"/>
@@ -25759,8 +28045,8 @@
         <w:t xml:space="preserve">packages that into a single reusable, validated workflow.</w:t>
       </w:r>
     </w:p>
-    <w:bookmarkEnd w:id="132"/>
-    <w:bookmarkStart w:id="133" w:name="a-typical-serodynamics-workflow"/>
+    <w:bookmarkEnd w:id="140"/>
+    <w:bookmarkStart w:id="141" w:name="a-typical-serodynamics-workflow"/>
     <w:p>
       <w:pPr>
         <w:pStyle w:val="Heading2"/>
@@ -26019,8 +28305,8 @@
         <w:t xml:space="preserve">) for experimentation.</w:t>
       </w:r>
     </w:p>
-    <w:bookmarkEnd w:id="133"/>
-    <w:bookmarkStart w:id="137" w:name="what-a-fitted-model-looks-like"/>
+    <w:bookmarkEnd w:id="141"/>
+    <w:bookmarkStart w:id="145" w:name="what-a-fitted-model-looks-like"/>
     <w:p>
       <w:pPr>
         <w:pStyle w:val="Heading2"/>
@@ -26186,18 +28472,18 @@
           <wp:inline>
             <wp:extent cx="5334000" cy="3000375"/>
             <wp:effectExtent b="0" l="0" r="0" t="0"/>
-            <wp:docPr descr="Posterior densities of the five kinetic parameters from the cached nepal_sees_jags_output fit (HlyE IgG, Typhi), by MCMC chain." title="" id="135" name="Picture"/>
+            <wp:docPr descr="Posterior densities of the five kinetic parameters from the cached nepal_sees_jags_output fit (HlyE IgG, Typhi), by MCMC chain." title="" id="143" name="Picture"/>
             <a:graphic>
               <a:graphicData uri="http://schemas.openxmlformats.org/drawingml/2006/picture">
                 <pic:pic>
                   <pic:nvPicPr>
-                    <pic:cNvPr descr="../man/figures/serodynamics-cached-fit.png" id="136" name="Picture"/>
+                    <pic:cNvPr descr="../man/figures/serodynamics-cached-fit.png" id="144" name="Picture"/>
                     <pic:cNvPicPr>
                       <a:picLocks noChangeArrowheads="1" noChangeAspect="1"/>
                     </pic:cNvPicPr>
                   </pic:nvPicPr>
                   <pic:blipFill>
-                    <a:blip r:embed="rId134"/>
+                    <a:blip r:embed="rId142"/>
                     <a:stretch>
                       <a:fillRect/>
                     </a:stretch>
@@ -26260,8 +28546,8 @@
         <w:t xml:space="preserve">), by MCMC chain.</w:t>
       </w:r>
     </w:p>
-    <w:bookmarkEnd w:id="137"/>
-    <w:bookmarkStart w:id="138" w:name="two-packages-one-pipeline"/>
+    <w:bookmarkEnd w:id="145"/>
+    <w:bookmarkStart w:id="146" w:name="two-packages-one-pipeline"/>
     <w:p>
       <w:pPr>
         <w:pStyle w:val="Heading2"/>
@@ -26461,8 +28747,8 @@
         <w:t xml:space="preserve">.</w:t>
       </w:r>
     </w:p>
-    <w:bookmarkEnd w:id="138"/>
-    <w:bookmarkStart w:id="139" w:name="Xa625c662368e6f2938faae2901140a37208e45f"/>
+    <w:bookmarkEnd w:id="146"/>
+    <w:bookmarkStart w:id="147" w:name="Xa625c662368e6f2938faae2901140a37208e45f"/>
     <w:p>
       <w:pPr>
         <w:pStyle w:val="Heading2"/>
@@ -27220,8 +29506,8 @@
         <w:t xml:space="preserve">the curve-parameter object.</w:t>
       </w:r>
     </w:p>
-    <w:bookmarkEnd w:id="139"/>
-    <w:bookmarkStart w:id="140" w:name="random-effects-and-variance-over-time"/>
+    <w:bookmarkEnd w:id="147"/>
+    <w:bookmarkStart w:id="148" w:name="random-effects-and-variance-over-time"/>
     <w:p>
       <w:pPr>
         <w:pStyle w:val="Heading2"/>
@@ -28032,9 +30318,9 @@
         <w:t xml:space="preserve">width is an explicit function of time since infection.</w:t>
       </w:r>
     </w:p>
-    <w:bookmarkEnd w:id="140"/>
-    <w:bookmarkEnd w:id="141"/>
-    <w:bookmarkStart w:id="162" w:name="using-serocalculator"/>
+    <w:bookmarkEnd w:id="148"/>
+    <w:bookmarkEnd w:id="149"/>
+    <w:bookmarkStart w:id="170" w:name="using-serocalculator"/>
     <w:p>
       <w:pPr>
         <w:pStyle w:val="Heading1"/>
@@ -28052,7 +30338,7 @@
         <w:t xml:space="preserve">serocalculator</w:t>
       </w:r>
     </w:p>
-    <w:bookmarkStart w:id="143" w:name="an-open-source-r-package"/>
+    <w:bookmarkStart w:id="151" w:name="an-open-source-r-package"/>
     <w:p>
       <w:pPr>
         <w:pStyle w:val="Heading2"/>
@@ -28071,7 +30357,7 @@
       <w:r>
         <w:t xml:space="preserve"> </w:t>
       </w:r>
-      <w:hyperlink r:id="rId142">
+      <w:hyperlink r:id="rId150">
         <w:r>
           <w:rPr>
             <w:rStyle w:val="VerbatimChar"/>
@@ -28139,8 +30425,8 @@
         <w:t xml:space="preserve">many simulated populations at once.</w:t>
       </w:r>
     </w:p>
-    <w:bookmarkEnd w:id="143"/>
-    <w:bookmarkStart w:id="144" w:name="simulating-a-cross-sectional-survey"/>
+    <w:bookmarkEnd w:id="151"/>
+    <w:bookmarkStart w:id="152" w:name="simulating-a-cross-sectional-survey"/>
     <w:p>
       <w:pPr>
         <w:pStyle w:val="Heading2"/>
@@ -28400,8 +30686,8 @@
         <w:t xml:space="preserve">useful for diagnostics.</w:t>
       </w:r>
     </w:p>
-    <w:bookmarkEnd w:id="144"/>
-    <w:bookmarkStart w:id="145" w:name="noise-parameters"/>
+    <w:bookmarkEnd w:id="152"/>
+    <w:bookmarkStart w:id="153" w:name="noise-parameters"/>
     <w:p>
       <w:pPr>
         <w:pStyle w:val="Heading2"/>
@@ -28438,8 +30724,8 @@
         <w:t xml:space="preserve">declared directly, consistent with the noise used to generate the data above:</w:t>
       </w:r>
     </w:p>
-    <w:bookmarkEnd w:id="145"/>
-    <w:bookmarkStart w:id="150" w:name="the-simulated-antibody-distribution"/>
+    <w:bookmarkEnd w:id="153"/>
+    <w:bookmarkStart w:id="158" w:name="the-simulated-antibody-distribution"/>
     <w:p>
       <w:pPr>
         <w:pStyle w:val="Heading2"/>
@@ -28461,7 +30747,7 @@
       <w:tr>
         <w:tc>
           <w:tcPr/>
-          <w:bookmarkStart w:id="149" w:name="fig-sim-distribution"/>
+          <w:bookmarkStart w:id="157" w:name="fig-sim-distribution"/>
           <w:p>
             <w:pPr>
               <w:pStyle w:val="Compact"/>
@@ -28472,18 +30758,18 @@
                 <wp:inline>
                   <wp:extent cx="4620126" cy="3696101"/>
                   <wp:effectExtent b="0" l="0" r="0" t="0"/>
-                  <wp:docPr descr="" title="" id="147" name="Picture"/>
+                  <wp:docPr descr="" title="" id="155" name="Picture"/>
                   <a:graphic>
                     <a:graphicData uri="http://schemas.openxmlformats.org/drawingml/2006/picture">
                       <pic:pic>
                         <pic:nvPicPr>
-                          <pic:cNvPr descr="methodology_files/figure-docx/fig-sim-distribution-1.png" id="148" name="Picture"/>
+                          <pic:cNvPr descr="methodology_files/figure-docx/fig-sim-distribution-1.png" id="156" name="Picture"/>
                           <pic:cNvPicPr>
                             <a:picLocks noChangeArrowheads="1" noChangeAspect="1"/>
                           </pic:cNvPicPr>
                         </pic:nvPicPr>
                         <pic:blipFill>
-                          <a:blip r:embed="rId146"/>
+                          <a:blip r:embed="rId154"/>
                           <a:stretch>
                             <a:fillRect/>
                           </a:stretch>
@@ -28523,12 +30809,12 @@
               <w:t xml:space="preserve">Figure 7: Distribution of simulated antibody responses, by antigen-isotype.</w:t>
             </w:r>
           </w:p>
-          <w:bookmarkEnd w:id="149"/>
+          <w:bookmarkEnd w:id="157"/>
         </w:tc>
       </w:tr>
     </w:tbl>
-    <w:bookmarkEnd w:id="150"/>
-    <w:bookmarkStart w:id="155" w:name="X8cfd16bb684e4ad6c62f9f78cbc8ef954016035"/>
+    <w:bookmarkEnd w:id="158"/>
+    <w:bookmarkStart w:id="163" w:name="X8cfd16bb684e4ad6c62f9f78cbc8ef954016035"/>
     <w:p>
       <w:pPr>
         <w:pStyle w:val="Heading2"/>
@@ -28693,7 +30979,7 @@
       <w:tr>
         <w:tc>
           <w:tcPr/>
-          <w:bookmarkStart w:id="154" w:name="fig-est-single-loglik"/>
+          <w:bookmarkStart w:id="162" w:name="fig-est-single-loglik"/>
           <w:p>
             <w:pPr>
               <w:pStyle w:val="Compact"/>
@@ -28704,18 +30990,18 @@
                 <wp:inline>
                   <wp:extent cx="4620126" cy="3696101"/>
                   <wp:effectExtent b="0" l="0" r="0" t="0"/>
-                  <wp:docPr descr="" title="" id="152" name="Picture"/>
+                  <wp:docPr descr="" title="" id="160" name="Picture"/>
                   <a:graphic>
                     <a:graphicData uri="http://schemas.openxmlformats.org/drawingml/2006/picture">
                       <pic:pic>
                         <pic:nvPicPr>
-                          <pic:cNvPr descr="methodology_files/figure-docx/fig-est-single-loglik-1.png" id="153" name="Picture"/>
+                          <pic:cNvPr descr="methodology_files/figure-docx/fig-est-single-loglik-1.png" id="161" name="Picture"/>
                           <pic:cNvPicPr>
                             <a:picLocks noChangeArrowheads="1" noChangeAspect="1"/>
                           </pic:cNvPicPr>
                         </pic:nvPicPr>
                         <pic:blipFill>
-                          <a:blip r:embed="rId151"/>
+                          <a:blip r:embed="rId159"/>
                           <a:stretch>
                             <a:fillRect/>
                           </a:stretch>
@@ -28755,12 +31041,12 @@
               <w:t xml:space="preserve">Figure 8: Log-likelihood curve for the simulated survey, on a log x-axis.</w:t>
             </w:r>
           </w:p>
-          <w:bookmarkEnd w:id="154"/>
+          <w:bookmarkEnd w:id="162"/>
         </w:tc>
       </w:tr>
     </w:tbl>
-    <w:bookmarkEnd w:id="155"/>
-    <w:bookmarkStart w:id="156" w:name="estimating-seroincidence-in-real-data"/>
+    <w:bookmarkEnd w:id="163"/>
+    <w:bookmarkStart w:id="164" w:name="estimating-seroincidence-in-real-data"/>
     <w:p>
       <w:pPr>
         <w:pStyle w:val="Heading2"/>
@@ -29411,8 +31697,8 @@
         <w:t xml:space="preserve">and lets each stratum use the seroresponse parameters appropriate to it.</w:t>
       </w:r>
     </w:p>
-    <w:bookmarkEnd w:id="156"/>
-    <w:bookmarkStart w:id="161" w:name="interactive-shiny-app"/>
+    <w:bookmarkEnd w:id="164"/>
+    <w:bookmarkStart w:id="169" w:name="interactive-shiny-app"/>
     <w:p>
       <w:pPr>
         <w:pStyle w:val="Heading2"/>
@@ -29431,7 +31717,7 @@
       <w:r>
         <w:t xml:space="preserve"> </w:t>
       </w:r>
-      <w:hyperlink r:id="rId157">
+      <w:hyperlink r:id="rId165">
         <w:r>
           <w:rPr>
             <w:rStyle w:val="Hyperlink"/>
@@ -29452,18 +31738,18 @@
           <wp:inline>
             <wp:extent cx="5334000" cy="2611995"/>
             <wp:effectExtent b="0" l="0" r="0" t="0"/>
-            <wp:docPr descr="The serocalculator Shiny app." title="" id="159" name="Picture"/>
+            <wp:docPr descr="The serocalculator Shiny app." title="" id="167" name="Picture"/>
             <a:graphic>
               <a:graphicData uri="http://schemas.openxmlformats.org/drawingml/2006/picture">
                 <pic:pic>
                   <pic:nvPicPr>
-                    <pic:cNvPr descr="../man/figures/shiny-serocalculator.png" id="160" name="Picture"/>
+                    <pic:cNvPr descr="../man/figures/shiny-serocalculator.png" id="168" name="Picture"/>
                     <pic:cNvPicPr>
                       <a:picLocks noChangeArrowheads="1" noChangeAspect="1"/>
                     </pic:cNvPicPr>
                   </pic:nvPicPr>
                   <pic:blipFill>
-                    <a:blip r:embed="rId158"/>
+                    <a:blip r:embed="rId166"/>
                     <a:stretch>
                       <a:fillRect/>
                     </a:stretch>
@@ -29498,9 +31784,9 @@
         <w:t xml:space="preserve">The serocalculator Shiny app.</w:t>
       </w:r>
     </w:p>
-    <w:bookmarkEnd w:id="161"/>
-    <w:bookmarkEnd w:id="162"/>
-    <w:bookmarkStart w:id="201" w:name="sec-validation"/>
+    <w:bookmarkEnd w:id="169"/>
+    <w:bookmarkEnd w:id="170"/>
+    <w:bookmarkStart w:id="209" w:name="sec-validation"/>
     <w:p>
       <w:pPr>
         <w:pStyle w:val="Heading1"/>
@@ -29509,7 +31795,7 @@
         <w:t xml:space="preserve">8. Validation: recovering known incidence rates</w:t>
       </w:r>
     </w:p>
-    <w:bookmarkStart w:id="167" w:name="simulating-clusters-with-known-incidence"/>
+    <w:bookmarkStart w:id="175" w:name="simulating-clusters-with-known-incidence"/>
     <w:p>
       <w:pPr>
         <w:pStyle w:val="Heading2"/>
@@ -29646,7 +31932,7 @@
       <w:tr>
         <w:tc>
           <w:tcPr/>
-          <w:bookmarkStart w:id="166" w:name="fig-sim-multi-distribution"/>
+          <w:bookmarkStart w:id="174" w:name="fig-sim-multi-distribution"/>
           <w:p>
             <w:pPr>
               <w:pStyle w:val="Compact"/>
@@ -29657,18 +31943,18 @@
                 <wp:inline>
                   <wp:extent cx="4620126" cy="4620126"/>
                   <wp:effectExtent b="0" l="0" r="0" t="0"/>
-                  <wp:docPr descr="" title="" id="164" name="Picture"/>
+                  <wp:docPr descr="" title="" id="172" name="Picture"/>
                   <a:graphic>
                     <a:graphicData uri="http://schemas.openxmlformats.org/drawingml/2006/picture">
                       <pic:pic>
                         <pic:nvPicPr>
-                          <pic:cNvPr descr="methodology_files/figure-docx/fig-sim-multi-distribution-1.png" id="165" name="Picture"/>
+                          <pic:cNvPr descr="methodology_files/figure-docx/fig-sim-multi-distribution-1.png" id="173" name="Picture"/>
                           <pic:cNvPicPr>
                             <a:picLocks noChangeArrowheads="1" noChangeAspect="1"/>
                           </pic:cNvPicPr>
                         </pic:nvPicPr>
                         <pic:blipFill>
-                          <a:blip r:embed="rId163"/>
+                          <a:blip r:embed="rId171"/>
                           <a:stretch>
                             <a:fillRect/>
                           </a:stretch>
@@ -29708,12 +31994,12 @@
               <w:t xml:space="preserve">Figure 9: Simulated antibody responses by cluster, faceted by antigen-isotype and by the true incidence rate used to generate each cluster.</w:t>
             </w:r>
           </w:p>
-          <w:bookmarkEnd w:id="166"/>
+          <w:bookmarkEnd w:id="174"/>
         </w:tc>
       </w:tr>
     </w:tbl>
-    <w:bookmarkEnd w:id="167"/>
-    <w:bookmarkStart w:id="169" w:name="estimating-incidence-in-each-cluster"/>
+    <w:bookmarkEnd w:id="175"/>
+    <w:bookmarkStart w:id="177" w:name="estimating-incidence-in-each-cluster"/>
     <w:p>
       <w:pPr>
         <w:pStyle w:val="Heading2"/>
@@ -29773,7 +32059,7 @@
       <w:tr>
         <w:tc>
           <w:tcPr/>
-          <w:bookmarkStart w:id="168" w:name="tbl-ests-summary"/>
+          <w:bookmarkStart w:id="176" w:name="tbl-ests-summary"/>
           <w:p>
             <w:pPr>
               <w:jc w:val="center"/>
@@ -29862,7 +32148,7 @@
               <w:rPr>
                 <w:rStyle w:val="VerbatimChar"/>
               </w:rPr>
-              <w:t xml:space="preserve"> 1 Stratum…         100       0.05       1   100       0.1         0.0538 0.0136</w:t>
+              <w:t xml:space="preserve"> 1 Stratum…         100       0.05       1   100       0.1         0.0538 0.0137</w:t>
             </w:r>
             <w:r>
               <w:br/>
@@ -29880,7 +32166,7 @@
               <w:rPr>
                 <w:rStyle w:val="VerbatimChar"/>
               </w:rPr>
-              <w:t xml:space="preserve"> 3 Stratum…         100       0.05       3   100       0.1         0.0446 0.0109</w:t>
+              <w:t xml:space="preserve"> 3 Stratum…         100       0.05       3   100       0.1         0.0446 0.0110</w:t>
             </w:r>
             <w:r>
               <w:br/>
@@ -29916,7 +32202,7 @@
               <w:rPr>
                 <w:rStyle w:val="VerbatimChar"/>
               </w:rPr>
-              <w:t xml:space="preserve"> 7 Stratum…         100       0.05       7   100       0.1         0.0392 0.0100</w:t>
+              <w:t xml:space="preserve"> 7 Stratum…         100       0.05       7   100       0.1         0.0392 0.0101</w:t>
             </w:r>
             <w:r>
               <w:br/>
@@ -29925,7 +32211,7 @@
               <w:rPr>
                 <w:rStyle w:val="VerbatimChar"/>
               </w:rPr>
-              <w:t xml:space="preserve"> 8 Stratum…         100       0.05       8   100       0.1         0.0698 0.0147</w:t>
+              <w:t xml:space="preserve"> 8 Stratum…         100       0.05       8   100       0.1         0.0698 0.0148</w:t>
             </w:r>
             <w:r>
               <w:br/>
@@ -29934,7 +32220,7 @@
               <w:rPr>
                 <w:rStyle w:val="VerbatimChar"/>
               </w:rPr>
-              <w:t xml:space="preserve"> 9 Stratum…         100       0.05       9   100       0.1         0.0557 0.0129</w:t>
+              <w:t xml:space="preserve"> 9 Stratum…         100       0.05       9   100       0.1         0.0557 0.0130</w:t>
             </w:r>
             <w:r>
               <w:br/>
@@ -29943,7 +32229,7 @@
               <w:rPr>
                 <w:rStyle w:val="VerbatimChar"/>
               </w:rPr>
-              <w:t xml:space="preserve">10 Stratum…         100       0.05      10   100       0.1         0.0416 0.0104</w:t>
+              <w:t xml:space="preserve">10 Stratum…         100       0.05      10   100       0.1         0.0416 0.0105</w:t>
             </w:r>
             <w:r>
               <w:br/>
@@ -29982,7 +32268,7 @@
               <w:t xml:space="preserve">#   nlm.convergence.code &lt;ord&gt;</w:t>
             </w:r>
           </w:p>
-          <w:bookmarkEnd w:id="168"/>
+          <w:bookmarkEnd w:id="176"/>
         </w:tc>
       </w:tr>
     </w:tbl>
@@ -30000,8 +32286,8 @@
         <w:t xml:space="preserve">since converting the widget to a static image would need a headless browser.</w:t>
       </w:r>
     </w:p>
-    <w:bookmarkEnd w:id="169"/>
-    <w:bookmarkStart w:id="174" w:name="inspecting-individual-clusters"/>
+    <w:bookmarkEnd w:id="177"/>
+    <w:bookmarkStart w:id="182" w:name="inspecting-individual-clusters"/>
     <w:p>
       <w:pPr>
         <w:pStyle w:val="Heading2"/>
@@ -30077,7 +32363,7 @@
       <w:tr>
         <w:tc>
           <w:tcPr/>
-          <w:bookmarkStart w:id="173" w:name="fig-cluster-logliks"/>
+          <w:bookmarkStart w:id="181" w:name="fig-cluster-logliks"/>
           <w:p>
             <w:pPr>
               <w:pStyle w:val="Compact"/>
@@ -30088,18 +32374,18 @@
                 <wp:inline>
                   <wp:extent cx="4620126" cy="6468176"/>
                   <wp:effectExtent b="0" l="0" r="0" t="0"/>
-                  <wp:docPr descr="" title="" id="171" name="Picture"/>
+                  <wp:docPr descr="" title="" id="179" name="Picture"/>
                   <a:graphic>
                     <a:graphicData uri="http://schemas.openxmlformats.org/drawingml/2006/picture">
                       <pic:pic>
                         <pic:nvPicPr>
-                          <pic:cNvPr descr="methodology_files/figure-docx/fig-cluster-logliks-1.png" id="172" name="Picture"/>
+                          <pic:cNvPr descr="methodology_files/figure-docx/fig-cluster-logliks-1.png" id="180" name="Picture"/>
                           <pic:cNvPicPr>
                             <a:picLocks noChangeArrowheads="1" noChangeAspect="1"/>
                           </pic:cNvPicPr>
                         </pic:nvPicPr>
                         <pic:blipFill>
-                          <a:blip r:embed="rId170"/>
+                          <a:blip r:embed="rId178"/>
                           <a:stretch>
                             <a:fillRect/>
                           </a:stretch>
@@ -30139,12 +32425,12 @@
               <w:t xml:space="preserve">Figure 10: Log-likelihood curves for the first five simulated clusters.</w:t>
             </w:r>
           </w:p>
-          <w:bookmarkEnd w:id="173"/>
+          <w:bookmarkEnd w:id="181"/>
         </w:tc>
       </w:tr>
     </w:tbl>
-    <w:bookmarkEnd w:id="174"/>
-    <w:bookmarkStart w:id="180" w:name="checking-nlm-convergence"/>
+    <w:bookmarkEnd w:id="182"/>
+    <w:bookmarkStart w:id="188" w:name="checking-nlm-convergence"/>
     <w:p>
       <w:pPr>
         <w:pStyle w:val="Heading2"/>
@@ -30343,7 +32629,7 @@
       <w:r>
         <w:t xml:space="preserve">(</w:t>
       </w:r>
-      <w:hyperlink r:id="rId175">
+      <w:hyperlink r:id="rId183">
         <w:r>
           <w:rPr>
             <w:rStyle w:val="Hyperlink"/>
@@ -31680,7 +33966,7 @@
       <w:tr>
         <w:tc>
           <w:tcPr/>
-          <w:bookmarkStart w:id="179" w:name="fig-problem-strata"/>
+          <w:bookmarkStart w:id="187" w:name="fig-problem-strata"/>
           <w:p>
             <w:pPr>
               <w:pStyle w:val="Compact"/>
@@ -31691,18 +33977,18 @@
                 <wp:inline>
                   <wp:extent cx="4620126" cy="6468176"/>
                   <wp:effectExtent b="0" l="0" r="0" t="0"/>
-                  <wp:docPr descr="" title="" id="177" name="Picture"/>
+                  <wp:docPr descr="" title="" id="185" name="Picture"/>
                   <a:graphic>
                     <a:graphicData uri="http://schemas.openxmlformats.org/drawingml/2006/picture">
                       <pic:pic>
                         <pic:nvPicPr>
-                          <pic:cNvPr descr="methodology_files/figure-docx/fig-problem-strata-1.png" id="178" name="Picture"/>
+                          <pic:cNvPr descr="methodology_files/figure-docx/fig-problem-strata-1.png" id="186" name="Picture"/>
                           <pic:cNvPicPr>
                             <a:picLocks noChangeArrowheads="1" noChangeAspect="1"/>
                           </pic:cNvPicPr>
                         </pic:nvPicPr>
                         <pic:blipFill>
-                          <a:blip r:embed="rId176"/>
+                          <a:blip r:embed="rId184"/>
                           <a:stretch>
                             <a:fillRect/>
                           </a:stretch>
@@ -31742,12 +34028,12 @@
               <w:t xml:space="preserve">Figure 11: Log-likelihood curves for any clusters whose optimizer reported a possible convergence problem.</w:t>
             </w:r>
           </w:p>
-          <w:bookmarkEnd w:id="179"/>
+          <w:bookmarkEnd w:id="187"/>
         </w:tc>
       </w:tr>
     </w:tbl>
-    <w:bookmarkEnd w:id="180"/>
-    <w:bookmarkStart w:id="189" w:name="sec-recover"/>
+    <w:bookmarkEnd w:id="188"/>
+    <w:bookmarkStart w:id="197" w:name="sec-recover"/>
     <w:p>
       <w:pPr>
         <w:pStyle w:val="Heading2"/>
@@ -31769,7 +34055,7 @@
       <w:tr>
         <w:tc>
           <w:tcPr/>
-          <w:bookmarkStart w:id="184" w:name="fig-sim-recovery"/>
+          <w:bookmarkStart w:id="192" w:name="fig-sim-recovery"/>
           <w:p>
             <w:pPr>
               <w:pStyle w:val="Compact"/>
@@ -31780,18 +34066,18 @@
                 <wp:inline>
                   <wp:extent cx="4620126" cy="3696101"/>
                   <wp:effectExtent b="0" l="0" r="0" t="0"/>
-                  <wp:docPr descr="" title="" id="182" name="Picture"/>
+                  <wp:docPr descr="" title="" id="190" name="Picture"/>
                   <a:graphic>
                     <a:graphicData uri="http://schemas.openxmlformats.org/drawingml/2006/picture">
                       <pic:pic>
                         <pic:nvPicPr>
-                          <pic:cNvPr descr="methodology_files/figure-docx/fig-sim-recovery-1.png" id="183" name="Picture"/>
+                          <pic:cNvPr descr="methodology_files/figure-docx/fig-sim-recovery-1.png" id="191" name="Picture"/>
                           <pic:cNvPicPr>
                             <a:picLocks noChangeArrowheads="1" noChangeAspect="1"/>
                           </pic:cNvPicPr>
                         </pic:nvPicPr>
                         <pic:blipFill>
-                          <a:blip r:embed="rId181"/>
+                          <a:blip r:embed="rId189"/>
                           <a:stretch>
                             <a:fillRect/>
                           </a:stretch>
@@ -31831,7 +34117,7 @@
               <w:t xml:space="preserve">Figure 12: Estimated incidence rates (points, with 95% confidence intervals) for each simulated cluster, against the true rate used to generate it. The red line is the identity.</w:t>
             </w:r>
           </w:p>
-          <w:bookmarkEnd w:id="184"/>
+          <w:bookmarkEnd w:id="192"/>
         </w:tc>
       </w:tr>
     </w:tbl>
@@ -31901,7 +34187,7 @@
         <w:rPr>
           <w:rStyle w:val="VerbatimChar"/>
         </w:rPr>
-        <w:t xml:space="preserve">1       0.05         100 0.00292      0.0122       0.0102 0.0103        0.0493</w:t>
+        <w:t xml:space="preserve">1       0.05         100 0.00292      0.0122       0.0102 0.0103        0.0496</w:t>
       </w:r>
       <w:r>
         <w:br/>
@@ -31910,7 +34196,7 @@
         <w:rPr>
           <w:rStyle w:val="VerbatimChar"/>
         </w:rPr>
-        <w:t xml:space="preserve">2       0.1          100 0.00894      0.0197       0.0204 0.0218        0.0787</w:t>
+        <w:t xml:space="preserve">2       0.1          100 0.00894      0.0198       0.0204 0.0218        0.0791</w:t>
       </w:r>
       <w:r>
         <w:br/>
@@ -31919,7 +34205,7 @@
         <w:rPr>
           <w:rStyle w:val="VerbatimChar"/>
         </w:rPr>
-        <w:t xml:space="preserve">3       0.15         100 0.0222       0.0276       0.0183 0.0285        0.110 </w:t>
+        <w:t xml:space="preserve">3       0.15         100 0.0222       0.0277       0.0183 0.0285        0.110 </w:t>
       </w:r>
       <w:r>
         <w:br/>
@@ -31928,7 +34214,7 @@
         <w:rPr>
           <w:rStyle w:val="VerbatimChar"/>
         </w:rPr>
-        <w:t xml:space="preserve">4       0.2          100 0.0269       0.0332       0.0319 0.0411        0.132 </w:t>
+        <w:t xml:space="preserve">4       0.2          100 0.0269       0.0333       0.0319 0.0411        0.133 </w:t>
       </w:r>
       <w:r>
         <w:br/>
@@ -31937,7 +34223,7 @@
         <w:rPr>
           <w:rStyle w:val="VerbatimChar"/>
         </w:rPr>
-        <w:t xml:space="preserve">5       0.5          100 0.0857       0.0786       0.0758 0.113         0.312 </w:t>
+        <w:t xml:space="preserve">5       0.5          100 0.0857       0.0790       0.0758 0.113         0.313 </w:t>
       </w:r>
       <w:r>
         <w:br/>
@@ -31946,7 +34232,7 @@
         <w:rPr>
           <w:rStyle w:val="VerbatimChar"/>
         </w:rPr>
-        <w:t xml:space="preserve">6       0.8          100 0.172        0.143        0.115  0.205         0.568 </w:t>
+        <w:t xml:space="preserve">6       0.8          100 0.172        0.144        0.115  0.205         0.571 </w:t>
       </w:r>
       <w:r>
         <w:br/>
@@ -31971,7 +34257,7 @@
       <w:tr>
         <w:tc>
           <w:tcPr/>
-          <w:bookmarkStart w:id="188" w:name="fig-empirical-se"/>
+          <w:bookmarkStart w:id="196" w:name="fig-empirical-se"/>
           <w:p>
             <w:pPr>
               <w:pStyle w:val="Compact"/>
@@ -31982,18 +34268,18 @@
                 <wp:inline>
                   <wp:extent cx="4620126" cy="3696101"/>
                   <wp:effectExtent b="0" l="0" r="0" t="0"/>
-                  <wp:docPr descr="" title="" id="186" name="Picture"/>
+                  <wp:docPr descr="" title="" id="194" name="Picture"/>
                   <a:graphic>
                     <a:graphicData uri="http://schemas.openxmlformats.org/drawingml/2006/picture">
                       <pic:pic>
                         <pic:nvPicPr>
-                          <pic:cNvPr descr="methodology_files/figure-docx/fig-empirical-se-1.png" id="187" name="Picture"/>
+                          <pic:cNvPr descr="methodology_files/figure-docx/fig-empirical-se-1.png" id="195" name="Picture"/>
                           <pic:cNvPicPr>
                             <a:picLocks noChangeArrowheads="1" noChangeAspect="1"/>
                           </pic:cNvPicPr>
                         </pic:nvPicPr>
                         <pic:blipFill>
-                          <a:blip r:embed="rId185"/>
+                          <a:blip r:embed="rId193"/>
                           <a:stretch>
                             <a:fillRect/>
                           </a:stretch>
@@ -32033,12 +34319,12 @@
               <w:t xml:space="preserve">Figure 13: Empirical standard error of the incidence estimates, by true rate.</w:t>
             </w:r>
           </w:p>
-          <w:bookmarkEnd w:id="188"/>
+          <w:bookmarkEnd w:id="196"/>
         </w:tc>
       </w:tr>
     </w:tbl>
-    <w:bookmarkEnd w:id="189"/>
-    <w:bookmarkStart w:id="195" w:name="sec-joint-vs-composite-sim"/>
+    <w:bookmarkEnd w:id="197"/>
+    <w:bookmarkStart w:id="203" w:name="sec-joint-vs-composite-sim"/>
     <w:p>
       <w:pPr>
         <w:pStyle w:val="Heading2"/>
@@ -32146,7 +34432,7 @@
       <w:tr>
         <w:tc>
           <w:tcPr/>
-          <w:bookmarkStart w:id="190" w:name="tbl-joint-vs-composite-sim"/>
+          <w:bookmarkStart w:id="198" w:name="tbl-joint-vs-composite-sim"/>
           <w:p>
             <w:pPr>
               <w:jc w:val="center"/>
@@ -32214,7 +34500,7 @@
               <w:rPr>
                 <w:rStyle w:val="VerbatimChar"/>
               </w:rPr>
-              <w:t xml:space="preserve"> 3       0.1  composite  0.00894      0.0204      0.0197         0.85</w:t>
+              <w:t xml:space="preserve"> 3       0.1  composite  0.00894      0.0204      0.0198         0.85</w:t>
             </w:r>
             <w:r>
               <w:br/>
@@ -32232,7 +34518,7 @@
               <w:rPr>
                 <w:rStyle w:val="VerbatimChar"/>
               </w:rPr>
-              <w:t xml:space="preserve"> 5       0.15 composite  0.0222       0.0183      0.0276         0.9 </w:t>
+              <w:t xml:space="preserve"> 5       0.15 composite  0.0222       0.0183      0.0277         0.9 </w:t>
             </w:r>
             <w:r>
               <w:br/>
@@ -32250,7 +34536,7 @@
               <w:rPr>
                 <w:rStyle w:val="VerbatimChar"/>
               </w:rPr>
-              <w:t xml:space="preserve"> 7       0.2  composite  0.0269       0.0319      0.0332         0.8 </w:t>
+              <w:t xml:space="preserve"> 7       0.2  composite  0.0269       0.0319      0.0333         0.8 </w:t>
             </w:r>
             <w:r>
               <w:br/>
@@ -32268,7 +34554,7 @@
               <w:rPr>
                 <w:rStyle w:val="VerbatimChar"/>
               </w:rPr>
-              <w:t xml:space="preserve"> 9       0.5  composite  0.0857       0.0758      0.0786         0.75</w:t>
+              <w:t xml:space="preserve"> 9       0.5  composite  0.0857       0.0758      0.0790         0.75</w:t>
             </w:r>
             <w:r>
               <w:br/>
@@ -32286,7 +34572,7 @@
               <w:rPr>
                 <w:rStyle w:val="VerbatimChar"/>
               </w:rPr>
-              <w:t xml:space="preserve">11       0.8  composite  0.172        0.115       0.143          0.75</w:t>
+              <w:t xml:space="preserve">11       0.8  composite  0.172        0.115       0.144          0.75</w:t>
             </w:r>
             <w:r>
               <w:br/>
@@ -32298,7 +34584,7 @@
               <w:t xml:space="preserve">12       0.8  joint     -0.302        0.0579      0.0846         0.1 </w:t>
             </w:r>
           </w:p>
-          <w:bookmarkEnd w:id="190"/>
+          <w:bookmarkEnd w:id="198"/>
         </w:tc>
       </w:tr>
     </w:tbl>
@@ -32315,7 +34601,7 @@
       <w:tr>
         <w:tc>
           <w:tcPr/>
-          <w:bookmarkStart w:id="194" w:name="fig-joint-vs-composite-sim"/>
+          <w:bookmarkStart w:id="202" w:name="fig-joint-vs-composite-sim"/>
           <w:p>
             <w:pPr>
               <w:pStyle w:val="Compact"/>
@@ -32326,18 +34612,18 @@
                 <wp:inline>
                   <wp:extent cx="4620126" cy="3696101"/>
                   <wp:effectExtent b="0" l="0" r="0" t="0"/>
-                  <wp:docPr descr="" title="" id="192" name="Picture"/>
+                  <wp:docPr descr="" title="" id="200" name="Picture"/>
                   <a:graphic>
                     <a:graphicData uri="http://schemas.openxmlformats.org/drawingml/2006/picture">
                       <pic:pic>
                         <pic:nvPicPr>
-                          <pic:cNvPr descr="methodology_files/figure-docx/fig-joint-vs-composite-sim-1.png" id="193" name="Picture"/>
+                          <pic:cNvPr descr="methodology_files/figure-docx/fig-joint-vs-composite-sim-1.png" id="201" name="Picture"/>
                           <pic:cNvPicPr>
                             <a:picLocks noChangeArrowheads="1" noChangeAspect="1"/>
                           </pic:cNvPicPr>
                         </pic:nvPicPr>
                         <pic:blipFill>
-                          <a:blip r:embed="rId191"/>
+                          <a:blip r:embed="rId199"/>
                           <a:stretch>
                             <a:fillRect/>
                           </a:stretch>
@@ -32377,7 +34663,7 @@
               <w:t xml:space="preserve">Figure 14: Estimated incidence rates (points, with 95% confidence intervals) for each simulated cluster, against the true rate, under the composite and the joint likelihood. The red line is the identity.</w:t>
             </w:r>
           </w:p>
-          <w:bookmarkEnd w:id="194"/>
+          <w:bookmarkEnd w:id="202"/>
         </w:tc>
       </w:tr>
     </w:tbl>
@@ -32680,8 +34966,8 @@
         <w:t xml:space="preserve">Neither is unbiased here: the simulator’s response curve is not the likelihood’s, and both estimators inherit that.</w:t>
       </w:r>
     </w:p>
-    <w:bookmarkEnd w:id="195"/>
-    <w:bookmarkStart w:id="200" w:name="X047cffc7758e27a01cb5430c10b991b39f63029"/>
+    <w:bookmarkEnd w:id="203"/>
+    <w:bookmarkStart w:id="208" w:name="X047cffc7758e27a01cb5430c10b991b39f63029"/>
     <w:p>
       <w:pPr>
         <w:pStyle w:val="Heading2"/>
@@ -32778,7 +35064,7 @@
       <w:tr>
         <w:tc>
           <w:tcPr/>
-          <w:bookmarkStart w:id="199" w:name="fig-sim-recovery-renew"/>
+          <w:bookmarkStart w:id="207" w:name="fig-sim-recovery-renew"/>
           <w:p>
             <w:pPr>
               <w:pStyle w:val="Compact"/>
@@ -32789,18 +35075,18 @@
                 <wp:inline>
                   <wp:extent cx="4620126" cy="3696101"/>
                   <wp:effectExtent b="0" l="0" r="0" t="0"/>
-                  <wp:docPr descr="" title="" id="197" name="Picture"/>
+                  <wp:docPr descr="" title="" id="205" name="Picture"/>
                   <a:graphic>
                     <a:graphicData uri="http://schemas.openxmlformats.org/drawingml/2006/picture">
                       <pic:pic>
                         <pic:nvPicPr>
-                          <pic:cNvPr descr="methodology_files/figure-docx/fig-sim-recovery-renew-1.png" id="198" name="Picture"/>
+                          <pic:cNvPr descr="methodology_files/figure-docx/fig-sim-recovery-renew-1.png" id="206" name="Picture"/>
                           <pic:cNvPicPr>
                             <a:picLocks noChangeArrowheads="1" noChangeAspect="1"/>
                           </pic:cNvPicPr>
                         </pic:nvPicPr>
                         <pic:blipFill>
-                          <a:blip r:embed="rId196"/>
+                          <a:blip r:embed="rId204"/>
                           <a:stretch>
                             <a:fillRect/>
                           </a:stretch>
@@ -32854,13 +35140,13 @@
               <w:t xml:space="preserve">.</w:t>
             </w:r>
           </w:p>
-          <w:bookmarkEnd w:id="199"/>
+          <w:bookmarkEnd w:id="207"/>
         </w:tc>
       </w:tr>
     </w:tbl>
-    <w:bookmarkEnd w:id="200"/>
-    <w:bookmarkEnd w:id="201"/>
-    <w:bookmarkStart w:id="206" w:name="ongoing-and-future-work"/>
+    <w:bookmarkEnd w:id="208"/>
+    <w:bookmarkEnd w:id="209"/>
+    <w:bookmarkStart w:id="214" w:name="ongoing-and-future-work"/>
     <w:p>
       <w:pPr>
         <w:pStyle w:val="Heading1"/>
@@ -32869,7 +35155,7 @@
         <w:t xml:space="preserve">9. Ongoing and future work</w:t>
       </w:r>
     </w:p>
-    <w:bookmarkStart w:id="203" w:name="in-progress-work"/>
+    <w:bookmarkStart w:id="211" w:name="in-progress-work"/>
     <w:p>
       <w:pPr>
         <w:pStyle w:val="Heading2"/>
@@ -32897,7 +35183,7 @@
       <w:r>
         <w:t xml:space="preserve"> </w:t>
       </w:r>
-      <w:hyperlink r:id="rId157">
+      <w:hyperlink r:id="rId165">
         <w:r>
           <w:rPr>
             <w:rStyle w:val="Hyperlink"/>
@@ -32911,7 +35197,7 @@
       <w:r>
         <w:t xml:space="preserve"> </w:t>
       </w:r>
-      <w:hyperlink r:id="rId202">
+      <w:hyperlink r:id="rId210">
         <w:r>
           <w:rPr>
             <w:rStyle w:val="Hyperlink"/>
@@ -32998,8 +35284,8 @@
         <w:t xml:space="preserve">Calibrating to population demographics</w:t>
       </w:r>
     </w:p>
-    <w:bookmarkEnd w:id="203"/>
-    <w:bookmarkStart w:id="205" w:name="sec-multivariate"/>
+    <w:bookmarkEnd w:id="211"/>
+    <w:bookmarkStart w:id="213" w:name="sec-multivariate"/>
     <w:p>
       <w:pPr>
         <w:pStyle w:val="Heading2"/>
@@ -33414,7 +35700,7 @@
       <w:r>
         <w:t xml:space="preserve">(</w:t>
       </w:r>
-      <w:hyperlink r:id="rId204">
+      <w:hyperlink r:id="rId212">
         <w:r>
           <w:rPr>
             <w:rStyle w:val="Hyperlink"/>
@@ -33426,9 +35712,9 @@
         <w:t xml:space="preserve">).</w:t>
       </w:r>
     </w:p>
-    <w:bookmarkEnd w:id="205"/>
-    <w:bookmarkEnd w:id="206"/>
-    <w:bookmarkStart w:id="224" w:name="references"/>
+    <w:bookmarkEnd w:id="213"/>
+    <w:bookmarkEnd w:id="214"/>
+    <w:bookmarkStart w:id="234" w:name="references"/>
     <w:p>
       <w:pPr>
         <w:pStyle w:val="Heading1"/>
@@ -33437,8 +35723,8 @@
         <w:t xml:space="preserve">References</w:t>
       </w:r>
     </w:p>
-    <w:bookmarkStart w:id="223" w:name="refs"/>
-    <w:bookmarkStart w:id="208" w:name="ref-Aiemjoy_2022_Lancet"/>
+    <w:bookmarkStart w:id="233" w:name="refs"/>
+    <w:bookmarkStart w:id="216" w:name="ref-Aiemjoy_2022_Lancet"/>
     <w:p>
       <w:pPr>
         <w:pStyle w:val="Bibliography"/>
@@ -33471,7 +35757,7 @@
       <w:r>
         <w:t xml:space="preserve"> </w:t>
       </w:r>
-      <w:hyperlink r:id="rId207">
+      <w:hyperlink r:id="rId215">
         <w:r>
           <w:rPr>
             <w:rStyle w:val="Hyperlink"/>
@@ -33483,20 +35769,20 @@
         <w:t xml:space="preserve">.</w:t>
       </w:r>
     </w:p>
-    <w:bookmarkEnd w:id="208"/>
-    <w:bookmarkStart w:id="210" w:name="ref-HAY2024100806"/>
+    <w:bookmarkEnd w:id="216"/>
+    <w:bookmarkStart w:id="218" w:name="ref-Cameron_2011"/>
     <w:p>
       <w:pPr>
         <w:pStyle w:val="Bibliography"/>
       </w:pPr>
       <w:r>
-        <w:t xml:space="preserve">Hay, James A., Isobel Routledge, and Saki Takahashi. 2024.</w:t>
-      </w:r>
-      <w:r>
-        <w:t xml:space="preserve"> </w:t>
-      </w:r>
-      <w:r>
-        <w:t xml:space="preserve">“Serodynamics: A Primer and Synthetic Review of Methods for Epidemiological Inference Using Serological Data.”</w:t>
+        <w:t xml:space="preserve">Cameron, A. Colin, Jonah B. Gelbach, and Douglas L. Miller. 2011.</w:t>
+      </w:r>
+      <w:r>
+        <w:t xml:space="preserve"> </w:t>
+      </w:r>
+      <w:r>
+        <w:t xml:space="preserve">“Robust Inference with Multiway Clustering.”</w:t>
       </w:r>
       <w:r>
         <w:t xml:space="preserve"> </w:t>
@@ -33506,6 +35792,52 @@
           <w:i/>
           <w:iCs/>
         </w:rPr>
+        <w:t xml:space="preserve">Journal of Business &amp; Economic Statistics</w:t>
+      </w:r>
+      <w:r>
+        <w:t xml:space="preserve"> </w:t>
+      </w:r>
+      <w:r>
+        <w:t xml:space="preserve">29 (2): 238–49.</w:t>
+      </w:r>
+      <w:r>
+        <w:t xml:space="preserve"> </w:t>
+      </w:r>
+      <w:hyperlink r:id="rId217">
+        <w:r>
+          <w:rPr>
+            <w:rStyle w:val="Hyperlink"/>
+          </w:rPr>
+          <w:t xml:space="preserve">https://doi.org/10.1198/jbes.2010.07136</w:t>
+        </w:r>
+      </w:hyperlink>
+      <w:r>
+        <w:t xml:space="preserve">.</w:t>
+      </w:r>
+    </w:p>
+    <w:bookmarkEnd w:id="218"/>
+    <w:bookmarkStart w:id="220" w:name="ref-HAY2024100806"/>
+    <w:p>
+      <w:pPr>
+        <w:pStyle w:val="Bibliography"/>
+      </w:pPr>
+      <w:r>
+        <w:t xml:space="preserve">Hay, James A., Isobel Routledge, and Saki Takahashi. 2024.</w:t>
+      </w:r>
+      <w:r>
+        <w:t xml:space="preserve"> </w:t>
+      </w:r>
+      <w:r>
+        <w:t xml:space="preserve">“Serodynamics: A Primer and Synthetic Review of Methods for Epidemiological Inference Using Serological Data.”</w:t>
+      </w:r>
+      <w:r>
+        <w:t xml:space="preserve"> </w:t>
+      </w:r>
+      <w:r>
+        <w:rPr>
+          <w:i/>
+          <w:iCs/>
+        </w:rPr>
         <w:t xml:space="preserve">Epidemics</w:t>
       </w:r>
       <w:r>
@@ -33517,7 +35849,7 @@
       <w:r>
         <w:t xml:space="preserve"> </w:t>
       </w:r>
-      <w:hyperlink r:id="rId209">
+      <w:hyperlink r:id="rId219">
         <w:r>
           <w:rPr>
             <w:rStyle w:val="Hyperlink"/>
@@ -33529,8 +35861,8 @@
         <w:t xml:space="preserve">.</w:t>
       </w:r>
     </w:p>
-    <w:bookmarkEnd w:id="210"/>
-    <w:bookmarkStart w:id="211" w:name="ref-Huber1967"/>
+    <w:bookmarkEnd w:id="220"/>
+    <w:bookmarkStart w:id="221" w:name="ref-Huber1967"/>
     <w:p>
       <w:pPr>
         <w:pStyle w:val="Bibliography"/>
@@ -33564,8 +35896,8 @@
         <w:t xml:space="preserve">. University of California Press.</w:t>
       </w:r>
     </w:p>
-    <w:bookmarkEnd w:id="211"/>
-    <w:bookmarkStart w:id="213" w:name="ref-LiangZeger1986"/>
+    <w:bookmarkEnd w:id="221"/>
+    <w:bookmarkStart w:id="223" w:name="ref-LiangZeger1986"/>
     <w:p>
       <w:pPr>
         <w:pStyle w:val="Bibliography"/>
@@ -33598,7 +35930,7 @@
       <w:r>
         <w:t xml:space="preserve"> </w:t>
       </w:r>
-      <w:hyperlink r:id="rId212">
+      <w:hyperlink r:id="rId222">
         <w:r>
           <w:rPr>
             <w:rStyle w:val="Hyperlink"/>
@@ -33610,8 +35942,8 @@
         <w:t xml:space="preserve">.</w:t>
       </w:r>
     </w:p>
-    <w:bookmarkEnd w:id="213"/>
-    <w:bookmarkStart w:id="215" w:name="ref-Noordzij2010diseasemeasures"/>
+    <w:bookmarkEnd w:id="223"/>
+    <w:bookmarkStart w:id="225" w:name="ref-Noordzij2010diseasemeasures"/>
     <w:p>
       <w:pPr>
         <w:pStyle w:val="Bibliography"/>
@@ -33650,7 +35982,7 @@
       <w:r>
         <w:t xml:space="preserve"> </w:t>
       </w:r>
-      <w:hyperlink r:id="rId214">
+      <w:hyperlink r:id="rId224">
         <w:r>
           <w:rPr>
             <w:rStyle w:val="Hyperlink"/>
@@ -33662,8 +35994,8 @@
         <w:t xml:space="preserve">.</w:t>
       </w:r>
     </w:p>
-    <w:bookmarkEnd w:id="215"/>
-    <w:bookmarkStart w:id="217" w:name="ref-Teunis_2020"/>
+    <w:bookmarkEnd w:id="225"/>
+    <w:bookmarkStart w:id="227" w:name="ref-Teunis_2020"/>
     <w:p>
       <w:pPr>
         <w:pStyle w:val="Bibliography"/>
@@ -33696,7 +36028,7 @@
       <w:r>
         <w:t xml:space="preserve"> </w:t>
       </w:r>
-      <w:hyperlink r:id="rId216">
+      <w:hyperlink r:id="rId226">
         <w:r>
           <w:rPr>
             <w:rStyle w:val="Hyperlink"/>
@@ -33708,8 +36040,8 @@
         <w:t xml:space="preserve">.</w:t>
       </w:r>
     </w:p>
-    <w:bookmarkEnd w:id="217"/>
-    <w:bookmarkStart w:id="219" w:name="ref-Teunis_2016"/>
+    <w:bookmarkEnd w:id="227"/>
+    <w:bookmarkStart w:id="229" w:name="ref-Teunis_2016"/>
     <w:p>
       <w:pPr>
         <w:pStyle w:val="Bibliography"/>
@@ -33742,7 +36074,7 @@
       <w:r>
         <w:t xml:space="preserve"> </w:t>
       </w:r>
-      <w:hyperlink r:id="rId218">
+      <w:hyperlink r:id="rId228">
         <w:r>
           <w:rPr>
             <w:rStyle w:val="Hyperlink"/>
@@ -33754,8 +36086,8 @@
         <w:t xml:space="preserve">.</w:t>
       </w:r>
     </w:p>
-    <w:bookmarkEnd w:id="219"/>
-    <w:bookmarkStart w:id="220" w:name="ref-varin2011overview"/>
+    <w:bookmarkEnd w:id="229"/>
+    <w:bookmarkStart w:id="230" w:name="ref-varin2011overview"/>
     <w:p>
       <w:pPr>
         <w:pStyle w:val="Bibliography"/>
@@ -33786,8 +36118,8 @@
         <w:t xml:space="preserve">21 (1): 5–42.</w:t>
       </w:r>
     </w:p>
-    <w:bookmarkEnd w:id="220"/>
-    <w:bookmarkStart w:id="221" w:name="ref-volterra1928variations"/>
+    <w:bookmarkEnd w:id="230"/>
+    <w:bookmarkStart w:id="231" w:name="ref-volterra1928variations"/>
     <w:p>
       <w:pPr>
         <w:pStyle w:val="Bibliography"/>
@@ -33818,8 +36150,8 @@
         <w:t xml:space="preserve">3 (1): 3–51.</w:t>
       </w:r>
     </w:p>
-    <w:bookmarkEnd w:id="221"/>
-    <w:bookmarkStart w:id="222" w:name="ref-White1980"/>
+    <w:bookmarkEnd w:id="231"/>
+    <w:bookmarkStart w:id="232" w:name="ref-White1980"/>
     <w:p>
       <w:pPr>
         <w:pStyle w:val="Bibliography"/>
@@ -33850,9 +36182,9 @@
         <w:t xml:space="preserve">48 (4): 817–38.</w:t>
       </w:r>
     </w:p>
-    <w:bookmarkEnd w:id="222"/>
-    <w:bookmarkEnd w:id="223"/>
-    <w:bookmarkEnd w:id="224"/>
+    <w:bookmarkEnd w:id="232"/>
+    <w:bookmarkEnd w:id="233"/>
+    <w:bookmarkEnd w:id="234"/>
     <w:sectPr>
       <w:footnotePr>
         <w:numRestart w:val="eachSect"/>
